--- a/retos/7/memoria_reto7.docx
+++ b/retos/7/memoria_reto7.docx
@@ -21,9 +21,6 @@
         <w:ind w:left="-435" w:right="-395" w:firstLine="0"/>
       </w:pPr>
       <w:r>
-        <w:rPr>
-          <w:noProof/>
-        </w:rPr>
         <w:drawing>
           <wp:inline distT="0" distB="0" distL="0" distR="0" wp14:anchorId="71E2BEB4" wp14:editId="22BAFE3F">
             <wp:extent cx="6296024" cy="1866900"/>
@@ -125,37 +122,12 @@
         </w:rPr>
         <w:t xml:space="preserve">: </w:t>
       </w:r>
-      <w:proofErr w:type="spellStart"/>
       <w:r>
         <w:rPr>
           <w:b/>
           <w:sz w:val="40"/>
         </w:rPr>
-        <w:t>Navegación</w:t>
-      </w:r>
-      <w:proofErr w:type="spellEnd"/>
-      <w:r>
-        <w:rPr>
-          <w:b/>
-          <w:sz w:val="40"/>
-        </w:rPr>
-        <w:t xml:space="preserve"> </w:t>
-      </w:r>
-      <w:proofErr w:type="spellStart"/>
-      <w:r>
-        <w:rPr>
-          <w:b/>
-          <w:sz w:val="40"/>
-        </w:rPr>
-        <w:t>en</w:t>
-      </w:r>
-      <w:proofErr w:type="spellEnd"/>
-      <w:r>
-        <w:rPr>
-          <w:b/>
-          <w:sz w:val="40"/>
-        </w:rPr>
-        <w:t xml:space="preserve"> la red Tor </w:t>
+        <w:t xml:space="preserve">Navegación en la red Tor </w:t>
       </w:r>
       <w:r>
         <w:rPr>
@@ -371,12 +343,21 @@
         <w:spacing w:after="23" w:line="259" w:lineRule="auto"/>
         <w:ind w:left="5035" w:right="0"/>
       </w:pPr>
+      <w:proofErr w:type="spellStart"/>
       <w:r>
         <w:rPr>
           <w:b/>
           <w:sz w:val="32"/>
         </w:rPr>
-        <w:t xml:space="preserve">Jhonatan Ferreira Souza </w:t>
+        <w:t>Jhonatan</w:t>
+      </w:r>
+      <w:proofErr w:type="spellEnd"/>
+      <w:r>
+        <w:rPr>
+          <w:b/>
+          <w:sz w:val="32"/>
+        </w:rPr>
+        <w:t xml:space="preserve"> Ferreira Souza </w:t>
       </w:r>
     </w:p>
     <w:p>
@@ -418,7 +399,23 @@
           <w:b/>
           <w:sz w:val="32"/>
         </w:rPr>
-        <w:t xml:space="preserve"> Avagyan </w:t>
+        <w:t xml:space="preserve"> </w:t>
+      </w:r>
+      <w:proofErr w:type="spellStart"/>
+      <w:r>
+        <w:rPr>
+          <w:b/>
+          <w:sz w:val="32"/>
+        </w:rPr>
+        <w:t>Avagyan</w:t>
+      </w:r>
+      <w:proofErr w:type="spellEnd"/>
+      <w:r>
+        <w:rPr>
+          <w:b/>
+          <w:sz w:val="32"/>
+        </w:rPr>
+        <w:t xml:space="preserve"> </w:t>
       </w:r>
     </w:p>
     <w:p>
@@ -489,6 +486,7 @@
         <w:rPr>
           <w:b w:val="0"/>
           <w:sz w:val="22"/>
+          <w:lang w:val="es-ES"/>
         </w:rPr>
         <w:id w:val="1163205341"/>
         <w:docPartObj>
@@ -518,26 +516,30 @@
           <w:r>
             <w:rPr>
               <w:highlight w:val="yellow"/>
+              <w:lang w:val="es-ES"/>
             </w:rPr>
             <w:fldChar w:fldCharType="begin"/>
           </w:r>
           <w:r>
             <w:rPr>
               <w:highlight w:val="yellow"/>
+              <w:lang w:val="es-ES"/>
             </w:rPr>
             <w:instrText xml:space="preserve"> TOC \o "1-2" \h \z \u </w:instrText>
           </w:r>
           <w:r>
             <w:rPr>
               <w:highlight w:val="yellow"/>
+              <w:lang w:val="es-ES"/>
             </w:rPr>
             <w:fldChar w:fldCharType="separate"/>
           </w:r>
-          <w:hyperlink w:anchor="_Toc233129170" w:history="1">
+          <w:hyperlink w:anchor="_Toc233250426" w:history="1">
             <w:r>
               <w:rPr>
                 <w:rStyle w:val="Hyperlink"/>
                 <w:noProof/>
+                <w:lang w:val="es-ES"/>
               </w:rPr>
               <w:t>1.</w:t>
             </w:r>
@@ -559,6 +561,7 @@
               <w:rPr>
                 <w:rStyle w:val="Hyperlink"/>
                 <w:noProof/>
+                <w:lang w:val="es-ES"/>
               </w:rPr>
               <w:t>Introducción del reto</w:t>
             </w:r>
@@ -581,7 +584,7 @@
                 <w:noProof/>
                 <w:webHidden/>
               </w:rPr>
-              <w:instrText xml:space="preserve"> PAGEREF _Toc233129170 \h </w:instrText>
+              <w:instrText xml:space="preserve"> PAGEREF _Toc233250426 \h </w:instrText>
             </w:r>
             <w:r>
               <w:rPr>
@@ -631,11 +634,12 @@
               <w14:ligatures w14:val="standardContextual"/>
             </w:rPr>
           </w:pPr>
-          <w:hyperlink w:anchor="_Toc233129171" w:history="1">
+          <w:hyperlink w:anchor="_Toc233250427" w:history="1">
             <w:r>
               <w:rPr>
                 <w:rStyle w:val="Hyperlink"/>
                 <w:noProof/>
+                <w:lang w:val="es-ES"/>
               </w:rPr>
               <w:t>2.</w:t>
             </w:r>
@@ -657,6 +661,7 @@
               <w:rPr>
                 <w:rStyle w:val="Hyperlink"/>
                 <w:noProof/>
+                <w:lang w:val="es-ES"/>
               </w:rPr>
               <w:t>Navegación en clear web</w:t>
             </w:r>
@@ -679,7 +684,7 @@
                 <w:noProof/>
                 <w:webHidden/>
               </w:rPr>
-              <w:instrText xml:space="preserve"> PAGEREF _Toc233129171 \h </w:instrText>
+              <w:instrText xml:space="preserve"> PAGEREF _Toc233250427 \h </w:instrText>
             </w:r>
             <w:r>
               <w:rPr>
@@ -700,6 +705,202 @@
                 <w:webHidden/>
               </w:rPr>
               <w:t>3</w:t>
+            </w:r>
+            <w:r>
+              <w:rPr>
+                <w:noProof/>
+                <w:webHidden/>
+              </w:rPr>
+              <w:fldChar w:fldCharType="end"/>
+            </w:r>
+          </w:hyperlink>
+        </w:p>
+        <w:p>
+          <w:pPr>
+            <w:pStyle w:val="TOC2"/>
+            <w:tabs>
+              <w:tab w:val="left" w:pos="1200"/>
+              <w:tab w:val="right" w:leader="dot" w:pos="9075"/>
+            </w:tabs>
+            <w:rPr>
+              <w:rFonts w:asciiTheme="minorHAnsi" w:eastAsiaTheme="minorEastAsia" w:hAnsiTheme="minorHAnsi" w:cstheme="minorBidi"/>
+              <w:noProof/>
+              <w:color w:val="auto"/>
+              <w:kern w:val="2"/>
+              <w:sz w:val="24"/>
+              <w:szCs w:val="24"/>
+              <w:lang w:val="es-ES" w:eastAsia="es-ES"/>
+              <w14:ligatures w14:val="standardContextual"/>
+            </w:rPr>
+          </w:pPr>
+          <w:hyperlink w:anchor="_Toc233250428" w:history="1">
+            <w:r>
+              <w:rPr>
+                <w:rStyle w:val="Hyperlink"/>
+                <w:noProof/>
+                <w:lang w:val="es-ES"/>
+              </w:rPr>
+              <w:t>2.1.</w:t>
+            </w:r>
+            <w:r>
+              <w:rPr>
+                <w:rFonts w:asciiTheme="minorHAnsi" w:eastAsiaTheme="minorEastAsia" w:hAnsiTheme="minorHAnsi" w:cstheme="minorBidi"/>
+                <w:noProof/>
+                <w:color w:val="auto"/>
+                <w:kern w:val="2"/>
+                <w:sz w:val="24"/>
+                <w:szCs w:val="24"/>
+                <w:lang w:val="es-ES" w:eastAsia="es-ES"/>
+                <w14:ligatures w14:val="standardContextual"/>
+              </w:rPr>
+              <w:tab/>
+            </w:r>
+            <w:r>
+              <w:rPr>
+                <w:rStyle w:val="Hyperlink"/>
+                <w:noProof/>
+                <w:lang w:val="es-ES"/>
+              </w:rPr>
+              <w:t>Browser firefox, dominio linkedin.com</w:t>
+            </w:r>
+            <w:r>
+              <w:rPr>
+                <w:noProof/>
+                <w:webHidden/>
+              </w:rPr>
+              <w:tab/>
+            </w:r>
+            <w:r>
+              <w:rPr>
+                <w:noProof/>
+                <w:webHidden/>
+              </w:rPr>
+              <w:fldChar w:fldCharType="begin"/>
+            </w:r>
+            <w:r>
+              <w:rPr>
+                <w:noProof/>
+                <w:webHidden/>
+              </w:rPr>
+              <w:instrText xml:space="preserve"> PAGEREF _Toc233250428 \h </w:instrText>
+            </w:r>
+            <w:r>
+              <w:rPr>
+                <w:noProof/>
+                <w:webHidden/>
+              </w:rPr>
+            </w:r>
+            <w:r>
+              <w:rPr>
+                <w:noProof/>
+                <w:webHidden/>
+              </w:rPr>
+              <w:fldChar w:fldCharType="separate"/>
+            </w:r>
+            <w:r>
+              <w:rPr>
+                <w:noProof/>
+                <w:webHidden/>
+              </w:rPr>
+              <w:t>3</w:t>
+            </w:r>
+            <w:r>
+              <w:rPr>
+                <w:noProof/>
+                <w:webHidden/>
+              </w:rPr>
+              <w:fldChar w:fldCharType="end"/>
+            </w:r>
+          </w:hyperlink>
+        </w:p>
+        <w:p>
+          <w:pPr>
+            <w:pStyle w:val="TOC2"/>
+            <w:tabs>
+              <w:tab w:val="left" w:pos="1200"/>
+              <w:tab w:val="right" w:leader="dot" w:pos="9075"/>
+            </w:tabs>
+            <w:rPr>
+              <w:rFonts w:asciiTheme="minorHAnsi" w:eastAsiaTheme="minorEastAsia" w:hAnsiTheme="minorHAnsi" w:cstheme="minorBidi"/>
+              <w:noProof/>
+              <w:color w:val="auto"/>
+              <w:kern w:val="2"/>
+              <w:sz w:val="24"/>
+              <w:szCs w:val="24"/>
+              <w:lang w:val="es-ES" w:eastAsia="es-ES"/>
+              <w14:ligatures w14:val="standardContextual"/>
+            </w:rPr>
+          </w:pPr>
+          <w:hyperlink w:anchor="_Toc233250429" w:history="1">
+            <w:r>
+              <w:rPr>
+                <w:rStyle w:val="Hyperlink"/>
+                <w:noProof/>
+                <w:lang w:val="es-ES"/>
+              </w:rPr>
+              <w:t>2.2.</w:t>
+            </w:r>
+            <w:r>
+              <w:rPr>
+                <w:rFonts w:asciiTheme="minorHAnsi" w:eastAsiaTheme="minorEastAsia" w:hAnsiTheme="minorHAnsi" w:cstheme="minorBidi"/>
+                <w:noProof/>
+                <w:color w:val="auto"/>
+                <w:kern w:val="2"/>
+                <w:sz w:val="24"/>
+                <w:szCs w:val="24"/>
+                <w:lang w:val="es-ES" w:eastAsia="es-ES"/>
+                <w14:ligatures w14:val="standardContextual"/>
+              </w:rPr>
+              <w:tab/>
+            </w:r>
+            <w:r>
+              <w:rPr>
+                <w:rStyle w:val="Hyperlink"/>
+                <w:noProof/>
+                <w:lang w:val="es-ES"/>
+              </w:rPr>
+              <w:t>Browser Tor, dominio linkedin.com</w:t>
+            </w:r>
+            <w:r>
+              <w:rPr>
+                <w:noProof/>
+                <w:webHidden/>
+              </w:rPr>
+              <w:tab/>
+            </w:r>
+            <w:r>
+              <w:rPr>
+                <w:noProof/>
+                <w:webHidden/>
+              </w:rPr>
+              <w:fldChar w:fldCharType="begin"/>
+            </w:r>
+            <w:r>
+              <w:rPr>
+                <w:noProof/>
+                <w:webHidden/>
+              </w:rPr>
+              <w:instrText xml:space="preserve"> PAGEREF _Toc233250429 \h </w:instrText>
+            </w:r>
+            <w:r>
+              <w:rPr>
+                <w:noProof/>
+                <w:webHidden/>
+              </w:rPr>
+            </w:r>
+            <w:r>
+              <w:rPr>
+                <w:noProof/>
+                <w:webHidden/>
+              </w:rPr>
+              <w:fldChar w:fldCharType="separate"/>
+            </w:r>
+            <w:r>
+              <w:rPr>
+                <w:noProof/>
+                <w:webHidden/>
+              </w:rPr>
+              <w:t>5</w:t>
             </w:r>
             <w:r>
               <w:rPr>
@@ -729,11 +930,12 @@
               <w14:ligatures w14:val="standardContextual"/>
             </w:rPr>
           </w:pPr>
-          <w:hyperlink w:anchor="_Toc233129172" w:history="1">
+          <w:hyperlink w:anchor="_Toc233250430" w:history="1">
             <w:r>
               <w:rPr>
                 <w:rStyle w:val="Hyperlink"/>
                 <w:noProof/>
+                <w:lang w:val="es-ES"/>
               </w:rPr>
               <w:t>3.</w:t>
             </w:r>
@@ -755,6 +957,7 @@
               <w:rPr>
                 <w:rStyle w:val="Hyperlink"/>
                 <w:noProof/>
+                <w:lang w:val="es-ES"/>
               </w:rPr>
               <w:t>Navegación a dominio .onion</w:t>
             </w:r>
@@ -777,7 +980,7 @@
                 <w:noProof/>
                 <w:webHidden/>
               </w:rPr>
-              <w:instrText xml:space="preserve"> PAGEREF _Toc233129172 \h </w:instrText>
+              <w:instrText xml:space="preserve"> PAGEREF _Toc233250430 \h </w:instrText>
             </w:r>
             <w:r>
               <w:rPr>
@@ -797,7 +1000,7 @@
                 <w:noProof/>
                 <w:webHidden/>
               </w:rPr>
-              <w:t>3</w:t>
+              <w:t>6</w:t>
             </w:r>
             <w:r>
               <w:rPr>
@@ -827,11 +1030,12 @@
               <w14:ligatures w14:val="standardContextual"/>
             </w:rPr>
           </w:pPr>
-          <w:hyperlink w:anchor="_Toc233129173" w:history="1">
+          <w:hyperlink w:anchor="_Toc233250431" w:history="1">
             <w:r>
               <w:rPr>
                 <w:rStyle w:val="Hyperlink"/>
                 <w:noProof/>
+                <w:lang w:val="es-ES"/>
               </w:rPr>
               <w:t>4.</w:t>
             </w:r>
@@ -853,6 +1057,7 @@
               <w:rPr>
                 <w:rStyle w:val="Hyperlink"/>
                 <w:noProof/>
+                <w:lang w:val="es-ES"/>
               </w:rPr>
               <w:t>IP spoofing</w:t>
             </w:r>
@@ -875,7 +1080,7 @@
                 <w:noProof/>
                 <w:webHidden/>
               </w:rPr>
-              <w:instrText xml:space="preserve"> PAGEREF _Toc233129173 \h </w:instrText>
+              <w:instrText xml:space="preserve"> PAGEREF _Toc233250431 \h </w:instrText>
             </w:r>
             <w:r>
               <w:rPr>
@@ -895,7 +1100,7 @@
                 <w:noProof/>
                 <w:webHidden/>
               </w:rPr>
-              <w:t>3</w:t>
+              <w:t>6</w:t>
             </w:r>
             <w:r>
               <w:rPr>
@@ -925,11 +1130,12 @@
               <w14:ligatures w14:val="standardContextual"/>
             </w:rPr>
           </w:pPr>
-          <w:hyperlink w:anchor="_Toc233129174" w:history="1">
+          <w:hyperlink w:anchor="_Toc233250432" w:history="1">
             <w:r>
               <w:rPr>
                 <w:rStyle w:val="Hyperlink"/>
                 <w:noProof/>
+                <w:lang w:val="es-ES"/>
               </w:rPr>
               <w:t>5.</w:t>
             </w:r>
@@ -951,8 +1157,9 @@
               <w:rPr>
                 <w:rStyle w:val="Hyperlink"/>
                 <w:noProof/>
-              </w:rPr>
-              <w:t>Herramientas utilizadas</w:t>
+                <w:lang w:val="es-ES"/>
+              </w:rPr>
+              <w:t>IP spoofing vs red Tor</w:t>
             </w:r>
             <w:r>
               <w:rPr>
@@ -973,7 +1180,7 @@
                 <w:noProof/>
                 <w:webHidden/>
               </w:rPr>
-              <w:instrText xml:space="preserve"> PAGEREF _Toc233129174 \h </w:instrText>
+              <w:instrText xml:space="preserve"> PAGEREF _Toc233250432 \h </w:instrText>
             </w:r>
             <w:r>
               <w:rPr>
@@ -993,7 +1200,7 @@
                 <w:noProof/>
                 <w:webHidden/>
               </w:rPr>
-              <w:t>3</w:t>
+              <w:t>8</w:t>
             </w:r>
             <w:r>
               <w:rPr>
@@ -1061,30 +1268,35 @@
         <w:pStyle w:val="Heading1"/>
         <w:spacing w:after="58"/>
         <w:ind w:left="705" w:hanging="600"/>
-      </w:pPr>
-      <w:bookmarkStart w:id="0" w:name="_Toc233129170"/>
-      <w:proofErr w:type="spellStart"/>
-      <w:r>
+        <w:rPr>
+          <w:lang w:val="es-ES"/>
+        </w:rPr>
+      </w:pPr>
+      <w:bookmarkStart w:id="0" w:name="_Toc233250426"/>
+      <w:r>
+        <w:rPr>
+          <w:lang w:val="es-ES"/>
+        </w:rPr>
         <w:lastRenderedPageBreak/>
-        <w:t>Introducción</w:t>
-      </w:r>
-      <w:proofErr w:type="spellEnd"/>
-      <w:r>
-        <w:t xml:space="preserve"> del</w:t>
-      </w:r>
-      <w:r>
+        <w:t>Introducción del</w:t>
+      </w:r>
+      <w:r>
+        <w:rPr>
+          <w:lang w:val="es-ES"/>
+        </w:rPr>
+        <w:t xml:space="preserve"> reto</w:t>
+      </w:r>
+      <w:bookmarkEnd w:id="0"/>
+      <w:r>
+        <w:rPr>
+          <w:lang w:val="es-ES"/>
+        </w:rPr>
         <w:t xml:space="preserve"> </w:t>
       </w:r>
-      <w:proofErr w:type="spellStart"/>
-      <w:r>
-        <w:t>reto</w:t>
-      </w:r>
-      <w:bookmarkEnd w:id="0"/>
-      <w:proofErr w:type="spellEnd"/>
-      <w:r>
-        <w:t xml:space="preserve"> </w:t>
-      </w:r>
-      <w:r>
+      <w:r>
+        <w:rPr>
+          <w:lang w:val="es-ES"/>
+        </w:rPr>
         <w:tab/>
       </w:r>
     </w:p>
@@ -1095,11 +1307,49 @@
         <w:ind w:right="32"/>
       </w:pPr>
       <w:r>
-        <w:t xml:space="preserve">En </w:t>
-      </w:r>
-      <w:proofErr w:type="spellStart"/>
-      <w:r>
-        <w:t>el</w:t>
+        <w:t xml:space="preserve">En el reto 7 se propone </w:t>
+      </w:r>
+      <w:r>
+        <w:t xml:space="preserve">hacer navegación web tradicional, navegación en la red TOR hacia páginas </w:t>
+      </w:r>
+      <w:proofErr w:type="spellStart"/>
+      <w:r>
+        <w:t>clear</w:t>
+      </w:r>
+      <w:proofErr w:type="spellEnd"/>
+      <w:r>
+        <w:t xml:space="preserve"> web y navegación hacia </w:t>
+      </w:r>
+      <w:proofErr w:type="gramStart"/>
+      <w:r>
+        <w:t>dominios .</w:t>
+      </w:r>
+      <w:proofErr w:type="spellStart"/>
+      <w:r>
+        <w:t>onion</w:t>
+      </w:r>
+      <w:proofErr w:type="spellEnd"/>
+      <w:proofErr w:type="gramEnd"/>
+      <w:r>
+        <w:t xml:space="preserve">. </w:t>
+      </w:r>
+      <w:proofErr w:type="gramStart"/>
+      <w:r>
+        <w:t>Además</w:t>
+      </w:r>
+      <w:proofErr w:type="gramEnd"/>
+      <w:r>
+        <w:t xml:space="preserve"> se añadirá un ejemplo </w:t>
+      </w:r>
+      <w:r>
+        <w:t xml:space="preserve">muy básico </w:t>
+      </w:r>
+      <w:r>
+        <w:t xml:space="preserve">de </w:t>
+      </w:r>
+      <w:proofErr w:type="spellStart"/>
+      <w:r>
+        <w:t>ip</w:t>
       </w:r>
       <w:proofErr w:type="spellEnd"/>
       <w:r>
@@ -1107,15 +1357,40 @@
       </w:r>
       <w:proofErr w:type="spellStart"/>
       <w:r>
-        <w:t>reto</w:t>
-      </w:r>
-      <w:proofErr w:type="spellEnd"/>
-      <w:r>
-        <w:t xml:space="preserve"> 7 se propone </w:t>
-      </w:r>
-      <w:proofErr w:type="spellStart"/>
-      <w:r>
-        <w:t>hacer</w:t>
+        <w:t>spoofing</w:t>
+      </w:r>
+      <w:proofErr w:type="spellEnd"/>
+      <w:r>
+        <w:t>.</w:t>
+      </w:r>
+    </w:p>
+    <w:p>
+      <w:pPr>
+        <w:spacing w:after="536"/>
+        <w:ind w:right="32"/>
+      </w:pPr>
+      <w:r>
+        <w:t xml:space="preserve">El objetivo principal es entender </w:t>
+      </w:r>
+      <w:proofErr w:type="spellStart"/>
+      <w:r>
+        <w:t>como</w:t>
+      </w:r>
+      <w:proofErr w:type="spellEnd"/>
+      <w:r>
+        <w:t xml:space="preserve"> se gestiona la identidad de un usuario en una red y diferentes formas de enmascararla ya sea para navegación más segura como es el uso de la red Tor, o ya sea para realizar ataques sin revelar la identidad como el ejemplo de ocultarse detrás de una </w:t>
+      </w:r>
+      <w:proofErr w:type="spellStart"/>
+      <w:r>
+        <w:t>ip</w:t>
+      </w:r>
+      <w:proofErr w:type="spellEnd"/>
+      <w:r>
+        <w:t xml:space="preserve"> que no es tuya con </w:t>
+      </w:r>
+      <w:proofErr w:type="spellStart"/>
+      <w:r>
+        <w:t>ip</w:t>
       </w:r>
       <w:proofErr w:type="spellEnd"/>
       <w:r>
@@ -1123,244 +1398,36 @@
       </w:r>
       <w:proofErr w:type="spellStart"/>
       <w:r>
-        <w:t>navegación</w:t>
-      </w:r>
-      <w:proofErr w:type="spellEnd"/>
-      <w:r>
-        <w:t xml:space="preserve"> web </w:t>
-      </w:r>
-      <w:proofErr w:type="spellStart"/>
-      <w:r>
-        <w:t>tradicional</w:t>
-      </w:r>
-      <w:proofErr w:type="spellEnd"/>
-      <w:r>
-        <w:t xml:space="preserve">, </w:t>
-      </w:r>
-      <w:proofErr w:type="spellStart"/>
-      <w:r>
-        <w:t>navegación</w:t>
-      </w:r>
-      <w:proofErr w:type="spellEnd"/>
-      <w:r>
-        <w:t xml:space="preserve"> </w:t>
-      </w:r>
-      <w:proofErr w:type="spellStart"/>
-      <w:r>
-        <w:t>en</w:t>
-      </w:r>
-      <w:proofErr w:type="spellEnd"/>
-      <w:r>
-        <w:t xml:space="preserve"> la red TOR </w:t>
-      </w:r>
-      <w:proofErr w:type="spellStart"/>
-      <w:r>
-        <w:t>hacia</w:t>
-      </w:r>
-      <w:proofErr w:type="spellEnd"/>
-      <w:r>
-        <w:t xml:space="preserve"> </w:t>
-      </w:r>
-      <w:proofErr w:type="spellStart"/>
-      <w:r>
-        <w:t>páginas</w:t>
-      </w:r>
-      <w:proofErr w:type="spellEnd"/>
-      <w:r>
-        <w:t xml:space="preserve"> clear web y </w:t>
-      </w:r>
-      <w:proofErr w:type="spellStart"/>
-      <w:r>
-        <w:t>navegación</w:t>
-      </w:r>
-      <w:proofErr w:type="spellEnd"/>
-      <w:r>
-        <w:t xml:space="preserve"> </w:t>
-      </w:r>
-      <w:proofErr w:type="spellStart"/>
-      <w:r>
-        <w:t>hacia</w:t>
-      </w:r>
-      <w:proofErr w:type="spellEnd"/>
-      <w:r>
-        <w:t xml:space="preserve"> </w:t>
-      </w:r>
-      <w:proofErr w:type="spellStart"/>
+        <w:t>spoofing</w:t>
+      </w:r>
+      <w:proofErr w:type="spellEnd"/>
+      <w:r>
+        <w:t>.</w:t>
+      </w:r>
+    </w:p>
+    <w:p>
+      <w:pPr>
+        <w:spacing w:after="536"/>
+        <w:ind w:right="32"/>
+      </w:pPr>
+      <w:r>
+        <w:t xml:space="preserve"> Para ello se usarán Wireshark para la captura de paquetes, Firefox como browser común y Tor como browser de acceso a la red Tor. </w:t>
+      </w:r>
       <w:proofErr w:type="gramStart"/>
       <w:r>
-        <w:t>dominios</w:t>
-      </w:r>
-      <w:proofErr w:type="spellEnd"/>
-      <w:r>
-        <w:t xml:space="preserve"> .onion</w:t>
+        <w:t>Además</w:t>
       </w:r>
       <w:proofErr w:type="gramEnd"/>
       <w:r>
-        <w:t xml:space="preserve">. </w:t>
-      </w:r>
-      <w:proofErr w:type="spellStart"/>
-      <w:r>
-        <w:t>Además</w:t>
-      </w:r>
-      <w:proofErr w:type="spellEnd"/>
-      <w:r>
-        <w:t xml:space="preserve"> se </w:t>
-      </w:r>
-      <w:proofErr w:type="spellStart"/>
-      <w:r>
-        <w:t>añadirá</w:t>
-      </w:r>
-      <w:proofErr w:type="spellEnd"/>
-      <w:r>
-        <w:t xml:space="preserve"> un </w:t>
-      </w:r>
-      <w:proofErr w:type="spellStart"/>
-      <w:r>
-        <w:t>ejemplo</w:t>
-      </w:r>
-      <w:proofErr w:type="spellEnd"/>
-      <w:r>
-        <w:t xml:space="preserve"> de </w:t>
-      </w:r>
-      <w:proofErr w:type="spellStart"/>
-      <w:r>
-        <w:t>ip</w:t>
-      </w:r>
-      <w:proofErr w:type="spellEnd"/>
-      <w:r>
-        <w:t xml:space="preserve"> spoofing. </w:t>
-      </w:r>
-      <w:r>
-        <w:br/>
-        <w:t xml:space="preserve">Para </w:t>
-      </w:r>
-      <w:proofErr w:type="spellStart"/>
-      <w:r>
-        <w:t>ello</w:t>
-      </w:r>
-      <w:proofErr w:type="spellEnd"/>
-      <w:r>
-        <w:t xml:space="preserve"> se </w:t>
-      </w:r>
-      <w:proofErr w:type="spellStart"/>
-      <w:r>
-        <w:t>usarán</w:t>
-      </w:r>
-      <w:proofErr w:type="spellEnd"/>
-      <w:r>
-        <w:t xml:space="preserve"> Wireshark para la </w:t>
-      </w:r>
-      <w:proofErr w:type="spellStart"/>
-      <w:r>
-        <w:t>captura</w:t>
-      </w:r>
-      <w:proofErr w:type="spellEnd"/>
-      <w:r>
-        <w:t xml:space="preserve"> de </w:t>
-      </w:r>
-      <w:proofErr w:type="spellStart"/>
-      <w:r>
-        <w:t>paquetes</w:t>
-      </w:r>
-      <w:proofErr w:type="spellEnd"/>
-      <w:r>
-        <w:t xml:space="preserve">, Firefox </w:t>
-      </w:r>
-      <w:proofErr w:type="spellStart"/>
-      <w:r>
-        <w:t>como</w:t>
-      </w:r>
-      <w:proofErr w:type="spellEnd"/>
-      <w:r>
-        <w:t xml:space="preserve"> browser </w:t>
-      </w:r>
-      <w:proofErr w:type="spellStart"/>
-      <w:r>
-        <w:t>común</w:t>
-      </w:r>
-      <w:proofErr w:type="spellEnd"/>
-      <w:r>
-        <w:t xml:space="preserve"> y Tor </w:t>
-      </w:r>
-      <w:proofErr w:type="spellStart"/>
-      <w:r>
-        <w:t>como</w:t>
-      </w:r>
-      <w:proofErr w:type="spellEnd"/>
-      <w:r>
-        <w:t xml:space="preserve"> browser de </w:t>
-      </w:r>
-      <w:proofErr w:type="spellStart"/>
-      <w:r>
-        <w:t>acceso</w:t>
-      </w:r>
-      <w:proofErr w:type="spellEnd"/>
-      <w:r>
-        <w:t xml:space="preserve"> a la red Tor. </w:t>
-      </w:r>
-      <w:proofErr w:type="spellStart"/>
-      <w:r>
-        <w:t>Además</w:t>
-      </w:r>
-      <w:proofErr w:type="spellEnd"/>
-      <w:r>
-        <w:t xml:space="preserve"> </w:t>
-      </w:r>
-      <w:proofErr w:type="spellStart"/>
-      <w:r>
-        <w:t>en</w:t>
-      </w:r>
-      <w:proofErr w:type="spellEnd"/>
-      <w:r>
-        <w:t xml:space="preserve"> </w:t>
-      </w:r>
-      <w:proofErr w:type="spellStart"/>
-      <w:r>
-        <w:t>el</w:t>
-      </w:r>
-      <w:proofErr w:type="spellEnd"/>
-      <w:r>
-        <w:t xml:space="preserve"> </w:t>
-      </w:r>
-      <w:proofErr w:type="spellStart"/>
-      <w:r>
-        <w:t>apartado</w:t>
-      </w:r>
-      <w:proofErr w:type="spellEnd"/>
-      <w:r>
-        <w:t xml:space="preserve"> de IP spoofing se </w:t>
-      </w:r>
-      <w:proofErr w:type="spellStart"/>
-      <w:r>
-        <w:t>configurará</w:t>
-      </w:r>
-      <w:proofErr w:type="spellEnd"/>
-      <w:r>
-        <w:t xml:space="preserve"> </w:t>
-      </w:r>
-      <w:proofErr w:type="spellStart"/>
-      <w:r>
-        <w:t>una</w:t>
-      </w:r>
-      <w:proofErr w:type="spellEnd"/>
-      <w:r>
-        <w:t xml:space="preserve"> red </w:t>
-      </w:r>
-      <w:proofErr w:type="spellStart"/>
-      <w:r>
-        <w:t>privada</w:t>
-      </w:r>
-      <w:proofErr w:type="spellEnd"/>
-      <w:r>
-        <w:t xml:space="preserve"> </w:t>
-      </w:r>
-      <w:proofErr w:type="spellStart"/>
-      <w:r>
-        <w:t>en</w:t>
-      </w:r>
-      <w:proofErr w:type="spellEnd"/>
-      <w:r>
-        <w:t xml:space="preserve"> </w:t>
+        <w:t xml:space="preserve"> en el apartado de IP </w:t>
+      </w:r>
+      <w:proofErr w:type="spellStart"/>
+      <w:r>
+        <w:t>spoofing</w:t>
+      </w:r>
+      <w:proofErr w:type="spellEnd"/>
+      <w:r>
+        <w:t xml:space="preserve"> se configurará una red privada en </w:t>
       </w:r>
       <w:proofErr w:type="spellStart"/>
       <w:r>
@@ -1374,23 +1441,18 @@
         <w:t>2</w:t>
       </w:r>
       <w:r>
-        <w:t xml:space="preserve"> </w:t>
-      </w:r>
-      <w:proofErr w:type="spellStart"/>
-      <w:r>
-        <w:t>máquinas</w:t>
-      </w:r>
-      <w:proofErr w:type="spellEnd"/>
-      <w:r>
-        <w:t xml:space="preserve"> </w:t>
-      </w:r>
-      <w:proofErr w:type="spellStart"/>
-      <w:r>
-        <w:t>virtuales</w:t>
-      </w:r>
-      <w:proofErr w:type="spellEnd"/>
-      <w:r>
-        <w:t>,</w:t>
+        <w:t xml:space="preserve"> máquinas virtuales</w:t>
+      </w:r>
+      <w:r>
+        <w:t xml:space="preserve"> (</w:t>
+      </w:r>
+      <w:proofErr w:type="spellStart"/>
+      <w:r>
+        <w:t>WindowsXP</w:t>
+      </w:r>
+      <w:proofErr w:type="spellEnd"/>
+      <w:r>
+        <w:t xml:space="preserve"> y Kali Linux)</w:t>
       </w:r>
     </w:p>
     <w:p>
@@ -1398,57 +1460,70 @@
         <w:pStyle w:val="Heading1"/>
         <w:spacing w:after="58"/>
         <w:ind w:left="705" w:hanging="600"/>
-      </w:pPr>
-      <w:bookmarkStart w:id="1" w:name="_Toc233129171"/>
-      <w:proofErr w:type="spellStart"/>
-      <w:r>
-        <w:t>Navegación</w:t>
-      </w:r>
-      <w:proofErr w:type="spellEnd"/>
-      <w:r>
-        <w:t xml:space="preserve"> </w:t>
-      </w:r>
-      <w:proofErr w:type="spellStart"/>
-      <w:r>
-        <w:t>en</w:t>
-      </w:r>
-      <w:proofErr w:type="spellEnd"/>
-      <w:r>
-        <w:t xml:space="preserve"> clear web</w:t>
+        <w:rPr>
+          <w:lang w:val="es-ES"/>
+        </w:rPr>
+      </w:pPr>
+      <w:bookmarkStart w:id="1" w:name="_Toc233250427"/>
+      <w:r>
+        <w:rPr>
+          <w:lang w:val="es-ES"/>
+        </w:rPr>
+        <w:t xml:space="preserve">Navegación en </w:t>
+      </w:r>
+      <w:proofErr w:type="spellStart"/>
+      <w:r>
+        <w:rPr>
+          <w:lang w:val="es-ES"/>
+        </w:rPr>
+        <w:t>clear</w:t>
+      </w:r>
+      <w:proofErr w:type="spellEnd"/>
+      <w:r>
+        <w:rPr>
+          <w:lang w:val="es-ES"/>
+        </w:rPr>
+        <w:t xml:space="preserve"> web</w:t>
       </w:r>
       <w:bookmarkEnd w:id="1"/>
     </w:p>
     <w:p>
       <w:pPr>
         <w:pStyle w:val="Heading2"/>
-      </w:pPr>
-      <w:r>
+        <w:rPr>
+          <w:lang w:val="es-ES"/>
+        </w:rPr>
+      </w:pPr>
+      <w:bookmarkStart w:id="2" w:name="_Toc233250428"/>
+      <w:r>
+        <w:rPr>
+          <w:lang w:val="es-ES"/>
+        </w:rPr>
         <w:t xml:space="preserve">Browser </w:t>
       </w:r>
       <w:proofErr w:type="spellStart"/>
       <w:r>
+        <w:rPr>
+          <w:lang w:val="es-ES"/>
+        </w:rPr>
         <w:t>firefox</w:t>
       </w:r>
       <w:proofErr w:type="spellEnd"/>
       <w:r>
-        <w:t xml:space="preserve">, </w:t>
-      </w:r>
-      <w:proofErr w:type="spellStart"/>
-      <w:r>
-        <w:t>dominio</w:t>
-      </w:r>
-      <w:proofErr w:type="spellEnd"/>
-      <w:r>
-        <w:t xml:space="preserve"> linkedin.com</w:t>
-      </w:r>
-    </w:p>
-    <w:p>
-      <w:r>
-        <w:t xml:space="preserve">Para </w:t>
-      </w:r>
-      <w:proofErr w:type="spellStart"/>
-      <w:r>
-        <w:t>hacer</w:t>
+        <w:rPr>
+          <w:lang w:val="es-ES"/>
+        </w:rPr>
+        <w:t>, dominio linkedin.com</w:t>
+      </w:r>
+      <w:bookmarkEnd w:id="2"/>
+    </w:p>
+    <w:p>
+      <w:r>
+        <w:t xml:space="preserve">Al navegar por internet de manera normal la comunicación es directa y transparente. Utilizando una herramienta como Wireshark podemos </w:t>
+      </w:r>
+      <w:proofErr w:type="spellStart"/>
+      <w:r>
+        <w:t>observer</w:t>
       </w:r>
       <w:proofErr w:type="spellEnd"/>
       <w:r>
@@ -1456,165 +1531,76 @@
       </w:r>
       <w:proofErr w:type="spellStart"/>
       <w:r>
-        <w:t>captura</w:t>
-      </w:r>
-      <w:proofErr w:type="spellEnd"/>
-      <w:r>
-        <w:t xml:space="preserve"> de </w:t>
-      </w:r>
-      <w:proofErr w:type="spellStart"/>
-      <w:r>
-        <w:t>wireshark</w:t>
-      </w:r>
-      <w:proofErr w:type="spellEnd"/>
-      <w:r>
-        <w:t xml:space="preserve"> un poco </w:t>
-      </w:r>
-      <w:proofErr w:type="spellStart"/>
-      <w:r>
-        <w:t>más</w:t>
-      </w:r>
-      <w:proofErr w:type="spellEnd"/>
-      <w:r>
-        <w:t xml:space="preserve"> legible se ha </w:t>
-      </w:r>
-      <w:proofErr w:type="spellStart"/>
-      <w:r>
-        <w:t>aplicado</w:t>
-      </w:r>
-      <w:proofErr w:type="spellEnd"/>
-      <w:r>
-        <w:t xml:space="preserve"> un </w:t>
-      </w:r>
-      <w:proofErr w:type="spellStart"/>
-      <w:r>
-        <w:t>filtro</w:t>
-      </w:r>
-      <w:proofErr w:type="spellEnd"/>
-      <w:r>
-        <w:t xml:space="preserve"> a </w:t>
-      </w:r>
-      <w:proofErr w:type="spellStart"/>
-      <w:r>
-        <w:t>los</w:t>
-      </w:r>
-      <w:proofErr w:type="spellEnd"/>
-      <w:r>
-        <w:t xml:space="preserve"> </w:t>
-      </w:r>
-      <w:proofErr w:type="spellStart"/>
-      <w:r>
-        <w:t>paquetes</w:t>
-      </w:r>
-      <w:proofErr w:type="spellEnd"/>
-      <w:r>
-        <w:t xml:space="preserve"> </w:t>
-      </w:r>
-      <w:proofErr w:type="spellStart"/>
-      <w:r>
-        <w:t>que</w:t>
-      </w:r>
-      <w:proofErr w:type="spellEnd"/>
-      <w:r>
-        <w:t xml:space="preserve"> </w:t>
-      </w:r>
-      <w:proofErr w:type="spellStart"/>
-      <w:r>
-        <w:t>pasan</w:t>
-      </w:r>
-      <w:proofErr w:type="spellEnd"/>
-      <w:r>
-        <w:t xml:space="preserve"> </w:t>
-      </w:r>
-      <w:proofErr w:type="spellStart"/>
-      <w:r>
-        <w:t>por</w:t>
-      </w:r>
-      <w:proofErr w:type="spellEnd"/>
-      <w:r>
-        <w:t xml:space="preserve"> </w:t>
-      </w:r>
-      <w:proofErr w:type="spellStart"/>
-      <w:r>
-        <w:t>wireshark</w:t>
-      </w:r>
-      <w:proofErr w:type="spellEnd"/>
-      <w:r>
-        <w:t xml:space="preserve"> para </w:t>
-      </w:r>
-      <w:proofErr w:type="spellStart"/>
-      <w:r>
-        <w:t>que</w:t>
-      </w:r>
-      <w:proofErr w:type="spellEnd"/>
-      <w:r>
-        <w:t xml:space="preserve"> solo </w:t>
-      </w:r>
-      <w:proofErr w:type="spellStart"/>
-      <w:r>
-        <w:t>aquellos</w:t>
-      </w:r>
-      <w:proofErr w:type="spellEnd"/>
-      <w:r>
-        <w:t xml:space="preserve"> </w:t>
-      </w:r>
-      <w:proofErr w:type="spellStart"/>
-      <w:r>
-        <w:t>que</w:t>
-      </w:r>
-      <w:proofErr w:type="spellEnd"/>
-      <w:r>
-        <w:t xml:space="preserve"> </w:t>
-      </w:r>
-      <w:proofErr w:type="spellStart"/>
-      <w:r>
-        <w:t>sean</w:t>
-      </w:r>
-      <w:proofErr w:type="spellEnd"/>
-      <w:r>
-        <w:t xml:space="preserve"> de la </w:t>
-      </w:r>
-      <w:proofErr w:type="spellStart"/>
-      <w:r>
         <w:t>ip</w:t>
       </w:r>
       <w:proofErr w:type="spellEnd"/>
       <w:r>
-        <w:t xml:space="preserve"> de </w:t>
-      </w:r>
-      <w:proofErr w:type="spellStart"/>
-      <w:r>
-        <w:t>linkedin</w:t>
-      </w:r>
-      <w:proofErr w:type="spellEnd"/>
-      <w:r>
-        <w:t xml:space="preserve"> o del DNS </w:t>
-      </w:r>
-      <w:proofErr w:type="spellStart"/>
-      <w:r>
-        <w:t>sean</w:t>
-      </w:r>
-      <w:proofErr w:type="spellEnd"/>
-      <w:r>
-        <w:t xml:space="preserve"> </w:t>
-      </w:r>
-      <w:proofErr w:type="spellStart"/>
-      <w:r>
-        <w:t>visibles</w:t>
-      </w:r>
-      <w:proofErr w:type="spellEnd"/>
-    </w:p>
-    <w:p>
-      <w:pPr>
-        <w:spacing w:after="536"/>
-        <w:ind w:right="32"/>
-      </w:pPr>
+        <w:t xml:space="preserve"> de origen, la </w:t>
+      </w:r>
+      <w:proofErr w:type="spellStart"/>
+      <w:r>
+        <w:t>ip</w:t>
+      </w:r>
+      <w:proofErr w:type="spellEnd"/>
+      <w:r>
+        <w:t xml:space="preserve"> de destino y los datos de la capa de enlace. Aunque la mayoría de </w:t>
+      </w:r>
+      <w:proofErr w:type="gramStart"/>
+      <w:r>
+        <w:t>webs</w:t>
+      </w:r>
+      <w:proofErr w:type="gramEnd"/>
+      <w:r>
+        <w:t xml:space="preserve"> usan https (lo </w:t>
+      </w:r>
+      <w:proofErr w:type="spellStart"/>
+      <w:r>
+        <w:t>cuál</w:t>
+      </w:r>
+      <w:proofErr w:type="spellEnd"/>
+      <w:r>
+        <w:t xml:space="preserve"> impide leer el contenido de un paquete ya que viene cifrado, a diferencia de http), la ruta y la identidad no se ocultan y el proveedor de internet tiene acceso a qué páginas se han entrado, a qué hora, y el servidor de destino registra la </w:t>
+      </w:r>
+      <w:proofErr w:type="spellStart"/>
+      <w:r>
+        <w:t>ip</w:t>
+      </w:r>
+      <w:proofErr w:type="spellEnd"/>
+      <w:r>
+        <w:t xml:space="preserve"> real en su lista de visitas, sabiendo además la ubicación geográfica.</w:t>
+      </w:r>
+    </w:p>
+    <w:p/>
+    <w:p>
+      <w:r>
+        <w:t xml:space="preserve">Esto es </w:t>
+      </w:r>
+      <w:r>
+        <w:t xml:space="preserve">exactamente </w:t>
+      </w:r>
+      <w:r>
+        <w:t>lo que ocurre cuando se navega con un navegador común como Firefox,</w:t>
+      </w:r>
+      <w:r>
+        <w:t xml:space="preserve"> el ordenador hace una consulta DNS a los servidores del ISP. </w:t>
+      </w:r>
+    </w:p>
+    <w:p/>
+    <w:p>
       <w:r>
         <w:drawing>
-          <wp:inline distT="0" distB="0" distL="0" distR="0" wp14:anchorId="38D5BD59" wp14:editId="7E7F96CD">
-            <wp:extent cx="1716657" cy="1006099"/>
-            <wp:effectExtent l="0" t="0" r="0" b="3810"/>
-            <wp:docPr id="1398714730" name="Picture 1"/>
+          <wp:anchor distT="0" distB="0" distL="114300" distR="114300" simplePos="0" relativeHeight="251660288" behindDoc="0" locked="0" layoutInCell="1" allowOverlap="1" wp14:anchorId="6D3E771B" wp14:editId="015B03C1">
+            <wp:simplePos x="0" y="0"/>
+            <wp:positionH relativeFrom="column">
+              <wp:posOffset>4132910</wp:posOffset>
+            </wp:positionH>
+            <wp:positionV relativeFrom="paragraph">
+              <wp:posOffset>9525</wp:posOffset>
+            </wp:positionV>
+            <wp:extent cx="1382395" cy="809625"/>
+            <wp:effectExtent l="0" t="0" r="8255" b="9525"/>
+            <wp:wrapSquare wrapText="bothSides"/>
+            <wp:docPr id="1832450543" name="Picture 1"/>
             <wp:cNvGraphicFramePr>
               <a:graphicFrameLocks xmlns:a="http://schemas.openxmlformats.org/drawingml/2006/main" noChangeAspect="1"/>
             </wp:cNvGraphicFramePr>
@@ -1626,7 +1612,13 @@
                     <pic:cNvPicPr/>
                   </pic:nvPicPr>
                   <pic:blipFill>
-                    <a:blip r:embed="rId8"/>
+                    <a:blip r:embed="rId8">
+                      <a:extLst>
+                        <a:ext uri="{28A0092B-C50C-407E-A947-70E740481C1C}">
+                          <a14:useLocalDpi xmlns:a14="http://schemas.microsoft.com/office/drawing/2010/main" val="0"/>
+                        </a:ext>
+                      </a:extLst>
+                    </a:blip>
                     <a:stretch>
                       <a:fillRect/>
                     </a:stretch>
@@ -1634,7 +1626,7 @@
                   <pic:spPr>
                     <a:xfrm>
                       <a:off x="0" y="0"/>
-                      <a:ext cx="1725322" cy="1011177"/>
+                      <a:ext cx="1382395" cy="809625"/>
                     </a:xfrm>
                     <a:prstGeom prst="rect">
                       <a:avLst/>
@@ -1643,15 +1635,76 @@
                 </pic:pic>
               </a:graphicData>
             </a:graphic>
-          </wp:inline>
+            <wp14:sizeRelH relativeFrom="margin">
+              <wp14:pctWidth>0</wp14:pctWidth>
+            </wp14:sizeRelH>
+            <wp14:sizeRelV relativeFrom="margin">
+              <wp14:pctHeight>0</wp14:pctHeight>
+            </wp14:sizeRelV>
+          </wp:anchor>
         </w:drawing>
       </w:r>
       <w:r>
+        <w:t xml:space="preserve">Para hacer la captura de </w:t>
+      </w:r>
+      <w:proofErr w:type="spellStart"/>
+      <w:r>
+        <w:t>wireshark</w:t>
+      </w:r>
+      <w:proofErr w:type="spellEnd"/>
+      <w:r>
+        <w:t xml:space="preserve"> un poco más legible se ha aplicado un filtro a los paquetes para que solo aquellos que </w:t>
+      </w:r>
+      <w:r>
+        <w:t>sean</w:t>
+      </w:r>
+      <w:r>
+        <w:t xml:space="preserve"> </w:t>
+      </w:r>
+      <w:r>
+        <w:t>de</w:t>
+      </w:r>
+      <w:r>
+        <w:t xml:space="preserve"> la </w:t>
+      </w:r>
+      <w:proofErr w:type="spellStart"/>
+      <w:r>
+        <w:t>ip</w:t>
+      </w:r>
+      <w:proofErr w:type="spellEnd"/>
+      <w:r>
+        <w:t xml:space="preserve"> de </w:t>
+      </w:r>
+      <w:proofErr w:type="spellStart"/>
+      <w:r>
+        <w:t>linkedin</w:t>
+      </w:r>
+      <w:proofErr w:type="spellEnd"/>
+      <w:r>
+        <w:t xml:space="preserve"> </w:t>
+      </w:r>
+      <w:r>
+        <w:t xml:space="preserve">o sean consultas DNS </w:t>
+      </w:r>
+      <w:r>
+        <w:t>sean visibles</w:t>
+      </w:r>
+      <w:r>
+        <w:t xml:space="preserve"> </w:t>
+      </w:r>
+    </w:p>
+    <w:p>
+      <w:pPr>
+        <w:spacing w:after="536"/>
+        <w:ind w:right="32"/>
+      </w:pPr>
+      <w:r>
+        <w:lastRenderedPageBreak/>
         <w:drawing>
-          <wp:inline distT="0" distB="0" distL="0" distR="0" wp14:anchorId="5ABB8FF1" wp14:editId="688DF4E1">
+          <wp:inline distT="0" distB="0" distL="0" distR="0" wp14:anchorId="21217B8D" wp14:editId="1C8D960F">
             <wp:extent cx="5768975" cy="4104005"/>
             <wp:effectExtent l="0" t="0" r="3175" b="0"/>
-            <wp:docPr id="1588288744" name="Picture 1"/>
+            <wp:docPr id="576404025" name="Picture 1"/>
             <wp:cNvGraphicFramePr>
               <a:graphicFrameLocks xmlns:a="http://schemas.openxmlformats.org/drawingml/2006/main" noChangeAspect="1"/>
             </wp:cNvGraphicFramePr>
@@ -1689,6 +1742,26 @@
         <w:spacing w:after="536"/>
         <w:ind w:right="32"/>
       </w:pPr>
+      <w:r>
+        <w:t xml:space="preserve">Al mirar la captura de Wireshark de Firefox a LinkedIn, se nota que la red no oculta nada. Primero aparecen los paquetes DNS resolviendo el dominio linkedin.com en texto plano. Justo después se ve el saludo de tres pasos de TCP (banderas SYN y ACK) en el puerto 443, donde quedan totalmente expuestas nuestra IP pública real y la IP de LinkedIn. Como dato clave, aunque el tráfico fuerte se cifra luego con TLS/HTTPS, en el primer paquete del saludo criptográfico (Client </w:t>
+      </w:r>
+      <w:proofErr w:type="spellStart"/>
+      <w:r>
+        <w:t>Hello</w:t>
+      </w:r>
+      <w:proofErr w:type="spellEnd"/>
+      <w:r>
+        <w:t xml:space="preserve">) el nombre de la web se puede leer en texto limpio dentro del campo </w:t>
+      </w:r>
+      <w:r>
+        <w:t>de identificación del nombre del servidor (SIN)</w:t>
+      </w:r>
+      <w:r>
+        <w:t>. Esto significa que tu operador de internet o cualquiera que espíe la red sabe perfectamente a qué página estás entrando.</w:t>
+      </w:r>
+      <w:r>
+        <w:br/>
+      </w:r>
     </w:p>
     <w:p>
       <w:pPr>
@@ -1696,12 +1769,205 @@
         <w:ind w:right="32"/>
       </w:pPr>
       <w:r>
+        <w:t>L</w:t>
+      </w:r>
+      <w:r>
+        <w:t xml:space="preserve">a alta cantidad de paquetes registrados </w:t>
+      </w:r>
+      <w:r>
+        <w:t>es el</w:t>
+      </w:r>
+      <w:r>
+        <w:t xml:space="preserve"> </w:t>
+      </w:r>
+      <w:r>
+        <w:t>normal</w:t>
+      </w:r>
+      <w:r>
+        <w:t xml:space="preserve"> al procesar la carga </w:t>
+      </w:r>
+      <w:r>
+        <w:t xml:space="preserve">la web </w:t>
+      </w:r>
+      <w:r>
+        <w:t xml:space="preserve">compleja </w:t>
+      </w:r>
+      <w:r>
+        <w:t>de</w:t>
+      </w:r>
+      <w:r>
+        <w:t xml:space="preserve"> LinkedIn. Para optimizar el tiempo de respuesta, el navegador establece múltiples conexiones TCP en paralelo, lo que explica la variación constante </w:t>
+      </w:r>
+      <w:r>
+        <w:t>de</w:t>
+      </w:r>
+      <w:r>
+        <w:t xml:space="preserve"> los puertos de origen</w:t>
+      </w:r>
+      <w:r>
+        <w:t>.</w:t>
+      </w:r>
+      <w:r>
+        <w:t xml:space="preserve"> Además, </w:t>
+      </w:r>
+      <w:r>
+        <w:t xml:space="preserve">hay elementos que </w:t>
+      </w:r>
+      <w:r>
+        <w:t xml:space="preserve">superan el tamaño máximo permitido por paquete, </w:t>
+      </w:r>
+      <w:r>
+        <w:t xml:space="preserve">por lo que </w:t>
+      </w:r>
+      <w:r>
+        <w:t xml:space="preserve">la información se </w:t>
+      </w:r>
+      <w:proofErr w:type="spellStart"/>
+      <w:r>
+        <w:t>dividde</w:t>
+      </w:r>
+      <w:proofErr w:type="spellEnd"/>
+      <w:r>
+        <w:t xml:space="preserve"> en </w:t>
+      </w:r>
+      <w:r>
+        <w:t>cachos</w:t>
+      </w:r>
+      <w:r>
+        <w:t xml:space="preserve"> </w:t>
+      </w:r>
+      <w:r>
+        <w:t>más pequeños</w:t>
+      </w:r>
+      <w:r>
+        <w:t xml:space="preserve"> que Wireshark etiqueta como </w:t>
+      </w:r>
+      <w:proofErr w:type="spellStart"/>
+      <w:r>
+        <w:t>Application</w:t>
+      </w:r>
+      <w:proofErr w:type="spellEnd"/>
+      <w:r>
+        <w:t xml:space="preserve"> Data o TCP PDU </w:t>
+      </w:r>
+      <w:proofErr w:type="spellStart"/>
+      <w:r>
+        <w:t>reassembled</w:t>
+      </w:r>
+      <w:proofErr w:type="spellEnd"/>
+      <w:r>
+        <w:t>.</w:t>
+      </w:r>
+    </w:p>
+    <w:p>
+      <w:pPr>
+        <w:spacing w:after="536"/>
+        <w:ind w:right="32"/>
+      </w:pPr>
+    </w:p>
+    <w:p>
+      <w:pPr>
+        <w:pStyle w:val="Heading2"/>
+        <w:rPr>
+          <w:lang w:val="es-ES"/>
+        </w:rPr>
+      </w:pPr>
+      <w:bookmarkStart w:id="3" w:name="_Toc233250429"/>
+      <w:r>
+        <w:rPr>
+          <w:lang w:val="es-ES"/>
+        </w:rPr>
         <w:lastRenderedPageBreak/>
+        <w:t>Browser Tor, dominio linkedin.com</w:t>
+      </w:r>
+      <w:bookmarkEnd w:id="3"/>
+    </w:p>
+    <w:p>
+      <w:r>
+        <w:t xml:space="preserve">Lo primero es explicar cómo funciona Tor Browser y la red Tor brevemente: </w:t>
+      </w:r>
+    </w:p>
+    <w:p>
+      <w:r>
+        <w:t xml:space="preserve">La red Tor funciona por Onion </w:t>
+      </w:r>
+      <w:proofErr w:type="spellStart"/>
+      <w:r>
+        <w:t>routing</w:t>
+      </w:r>
+      <w:proofErr w:type="spellEnd"/>
+      <w:r>
+        <w:t xml:space="preserve">, un sistema que pasa los datos cifrados a través de 3 servidores aleatorios repartidos por el planeta y llamados nodos. El primer nodo (nodo de salida) sabe </w:t>
+      </w:r>
+      <w:proofErr w:type="spellStart"/>
+      <w:r>
+        <w:t>quien</w:t>
+      </w:r>
+      <w:proofErr w:type="spellEnd"/>
+      <w:r>
+        <w:t xml:space="preserve"> envía el </w:t>
+      </w:r>
+      <w:proofErr w:type="gramStart"/>
+      <w:r>
+        <w:t>paquete</w:t>
+      </w:r>
+      <w:proofErr w:type="gramEnd"/>
+      <w:r>
+        <w:t xml:space="preserve"> pero no sabe qué visita, el segundo (nodo intermedio) solo pasa datos, y el tercero conoce la página que se </w:t>
+      </w:r>
+      <w:proofErr w:type="gramStart"/>
+      <w:r>
+        <w:t>busca</w:t>
+      </w:r>
+      <w:proofErr w:type="gramEnd"/>
+      <w:r>
+        <w:t xml:space="preserve"> pero no sabe quién la busca. Para acceder a esta red de nodos se usa Tor browser, que permite acceder encargándose además </w:t>
+      </w:r>
+      <w:r>
+        <w:t xml:space="preserve">de que </w:t>
+      </w:r>
+      <w:r>
+        <w:t xml:space="preserve">proteger la privacidad del usuario ante </w:t>
+      </w:r>
+      <w:proofErr w:type="spellStart"/>
+      <w:r>
+        <w:t>el</w:t>
+      </w:r>
+      <w:proofErr w:type="spellEnd"/>
+      <w:r>
+        <w:t xml:space="preserve"> nodo de entrada y la web final. Lo consigue </w:t>
+      </w:r>
+      <w:r>
+        <w:t>igualando la configuración visual de todos los usuarios del mundo para camuflar su huella digital, aislando cookies por pestaña para evitar rastreo corporativo y bloqueando de</w:t>
+      </w:r>
+      <w:r>
+        <w:t>sde la</w:t>
+      </w:r>
+      <w:r>
+        <w:t xml:space="preserve"> raíz los scripts maliciosos que podrían hackear tu tarjeta de red para </w:t>
+      </w:r>
+      <w:r>
+        <w:t>obtener la</w:t>
+      </w:r>
+      <w:r>
+        <w:t xml:space="preserve"> IP real.</w:t>
+      </w:r>
+    </w:p>
+    <w:p>
+      <w:r>
         <w:drawing>
-          <wp:inline distT="0" distB="0" distL="0" distR="0" wp14:anchorId="22DAF714" wp14:editId="1912CA53">
-            <wp:extent cx="5768975" cy="2664460"/>
-            <wp:effectExtent l="0" t="0" r="3175" b="2540"/>
-            <wp:docPr id="2005082349" name="Picture 1"/>
+          <wp:anchor distT="0" distB="0" distL="114300" distR="114300" simplePos="0" relativeHeight="251661312" behindDoc="0" locked="0" layoutInCell="1" allowOverlap="1" wp14:anchorId="0723BBD9" wp14:editId="338280B9">
+            <wp:simplePos x="0" y="0"/>
+            <wp:positionH relativeFrom="column">
+              <wp:posOffset>480060</wp:posOffset>
+            </wp:positionH>
+            <wp:positionV relativeFrom="paragraph">
+              <wp:posOffset>146602</wp:posOffset>
+            </wp:positionV>
+            <wp:extent cx="2677160" cy="1404620"/>
+            <wp:effectExtent l="0" t="0" r="8890" b="5080"/>
+            <wp:wrapSquare wrapText="bothSides"/>
+            <wp:docPr id="1838024898" name="Picture 1"/>
             <wp:cNvGraphicFramePr>
               <a:graphicFrameLocks xmlns:a="http://schemas.openxmlformats.org/drawingml/2006/main" noChangeAspect="1"/>
             </wp:cNvGraphicFramePr>
@@ -1709,11 +1975,17 @@
               <a:graphicData uri="http://schemas.openxmlformats.org/drawingml/2006/picture">
                 <pic:pic xmlns:pic="http://schemas.openxmlformats.org/drawingml/2006/picture">
                   <pic:nvPicPr>
-                    <pic:cNvPr id="2005082349" name=""/>
+                    <pic:cNvPr id="1838024898" name=""/>
                     <pic:cNvPicPr/>
                   </pic:nvPicPr>
                   <pic:blipFill>
-                    <a:blip r:embed="rId10"/>
+                    <a:blip r:embed="rId10">
+                      <a:extLst>
+                        <a:ext uri="{28A0092B-C50C-407E-A947-70E740481C1C}">
+                          <a14:useLocalDpi xmlns:a14="http://schemas.microsoft.com/office/drawing/2010/main" val="0"/>
+                        </a:ext>
+                      </a:extLst>
+                    </a:blip>
                     <a:stretch>
                       <a:fillRect/>
                     </a:stretch>
@@ -1721,7 +1993,101 @@
                   <pic:spPr>
                     <a:xfrm>
                       <a:off x="0" y="0"/>
-                      <a:ext cx="5768975" cy="2664460"/>
+                      <a:ext cx="2677160" cy="1404620"/>
+                    </a:xfrm>
+                    <a:prstGeom prst="rect">
+                      <a:avLst/>
+                    </a:prstGeom>
+                  </pic:spPr>
+                </pic:pic>
+              </a:graphicData>
+            </a:graphic>
+          </wp:anchor>
+        </w:drawing>
+      </w:r>
+    </w:p>
+    <w:p>
+      <w:r>
+        <w:t>P</w:t>
+      </w:r>
+      <w:r>
+        <w:t xml:space="preserve">ara hacer la captura de </w:t>
+      </w:r>
+      <w:proofErr w:type="spellStart"/>
+      <w:r>
+        <w:t>wireshark</w:t>
+      </w:r>
+      <w:proofErr w:type="spellEnd"/>
+      <w:r>
+        <w:t xml:space="preserve"> un poco más legible se ha aplicado un filtro a los paquetes para que solo aquellos que </w:t>
+      </w:r>
+      <w:r>
+        <w:t>sean</w:t>
+      </w:r>
+      <w:r>
+        <w:t xml:space="preserve"> </w:t>
+      </w:r>
+      <w:r>
+        <w:t>de</w:t>
+      </w:r>
+      <w:r>
+        <w:t xml:space="preserve"> la </w:t>
+      </w:r>
+      <w:proofErr w:type="spellStart"/>
+      <w:r>
+        <w:t>ip</w:t>
+      </w:r>
+      <w:proofErr w:type="spellEnd"/>
+      <w:r>
+        <w:t xml:space="preserve"> de</w:t>
+      </w:r>
+      <w:r>
+        <w:t xml:space="preserve">l nodo </w:t>
+      </w:r>
+      <w:proofErr w:type="spellStart"/>
+      <w:r>
+        <w:t>guard</w:t>
+      </w:r>
+      <w:proofErr w:type="spellEnd"/>
+      <w:r>
+        <w:t xml:space="preserve"> </w:t>
+      </w:r>
+    </w:p>
+    <w:p/>
+    <w:p>
+      <w:r>
+        <w:t xml:space="preserve"> </w:t>
+      </w:r>
+    </w:p>
+    <w:p/>
+    <w:p/>
+    <w:p>
+      <w:r>
+        <w:drawing>
+          <wp:inline distT="0" distB="0" distL="0" distR="0" wp14:anchorId="68A08B09" wp14:editId="586B31FD">
+            <wp:extent cx="5768975" cy="2739390"/>
+            <wp:effectExtent l="0" t="0" r="3175" b="3810"/>
+            <wp:docPr id="1651365536" name="Picture 1"/>
+            <wp:cNvGraphicFramePr>
+              <a:graphicFrameLocks xmlns:a="http://schemas.openxmlformats.org/drawingml/2006/main" noChangeAspect="1"/>
+            </wp:cNvGraphicFramePr>
+            <a:graphic xmlns:a="http://schemas.openxmlformats.org/drawingml/2006/main">
+              <a:graphicData uri="http://schemas.openxmlformats.org/drawingml/2006/picture">
+                <pic:pic xmlns:pic="http://schemas.openxmlformats.org/drawingml/2006/picture">
+                  <pic:nvPicPr>
+                    <pic:cNvPr id="1651365536" name=""/>
+                    <pic:cNvPicPr/>
+                  </pic:nvPicPr>
+                  <pic:blipFill>
+                    <a:blip r:embed="rId11"/>
+                    <a:stretch>
+                      <a:fillRect/>
+                    </a:stretch>
+                  </pic:blipFill>
+                  <pic:spPr>
+                    <a:xfrm>
+                      <a:off x="0" y="0"/>
+                      <a:ext cx="5768975" cy="2739390"/>
                     </a:xfrm>
                     <a:prstGeom prst="rect">
                       <a:avLst/>
@@ -1734,495 +2100,412 @@
         </w:drawing>
       </w:r>
     </w:p>
+    <w:p/>
+    <w:p>
+      <w:r>
+        <w:t xml:space="preserve">En este caso, la captura de los paquetes enviados por el browser Tor para acceder </w:t>
+      </w:r>
+      <w:r>
+        <w:t xml:space="preserve">a la web de </w:t>
+      </w:r>
+      <w:proofErr w:type="spellStart"/>
+      <w:r>
+        <w:t>Linkedin</w:t>
+      </w:r>
+      <w:proofErr w:type="spellEnd"/>
+      <w:r>
+        <w:t xml:space="preserve"> </w:t>
+      </w:r>
+      <w:r>
+        <w:t xml:space="preserve">se diferencian bastante del caso anterior. Lo primero es la </w:t>
+      </w:r>
+      <w:proofErr w:type="gramStart"/>
+      <w:r>
+        <w:t>ausencia  de</w:t>
+      </w:r>
+      <w:proofErr w:type="gramEnd"/>
+      <w:r>
+        <w:t xml:space="preserve"> tráfico DNS</w:t>
+      </w:r>
+      <w:r>
+        <w:t>, ya que el</w:t>
+      </w:r>
+      <w:r>
+        <w:t xml:space="preserve"> navegador no </w:t>
+      </w:r>
+      <w:r>
+        <w:t>hace</w:t>
+      </w:r>
+      <w:r>
+        <w:t xml:space="preserve"> consultas locales en la red para </w:t>
+      </w:r>
+      <w:r>
+        <w:t>conocer</w:t>
+      </w:r>
+      <w:r>
+        <w:t xml:space="preserve"> el dominio de LinkedIn, sino que</w:t>
+      </w:r>
+      <w:r>
+        <w:t xml:space="preserve"> pospone</w:t>
+      </w:r>
+      <w:r>
+        <w:t xml:space="preserve"> este proceso al final de la red Tor. Tampoco aparece la dirección </w:t>
+      </w:r>
+      <w:proofErr w:type="spellStart"/>
+      <w:r>
+        <w:t>ip</w:t>
+      </w:r>
+      <w:proofErr w:type="spellEnd"/>
+      <w:r>
+        <w:t xml:space="preserve"> real de la plataforma</w:t>
+      </w:r>
+      <w:r>
+        <w:t>, porque t</w:t>
+      </w:r>
+      <w:r>
+        <w:t xml:space="preserve">odo el tráfico </w:t>
+      </w:r>
+      <w:r>
+        <w:t>de la</w:t>
+      </w:r>
+      <w:r>
+        <w:t xml:space="preserve"> máquina se dirige únicamente a la </w:t>
+      </w:r>
+      <w:proofErr w:type="spellStart"/>
+      <w:r>
+        <w:t>ip</w:t>
+      </w:r>
+      <w:proofErr w:type="spellEnd"/>
+      <w:r>
+        <w:t xml:space="preserve"> del</w:t>
+      </w:r>
+      <w:r>
+        <w:t xml:space="preserve"> nodo de entrada de Tor a través del puerto 9001.</w:t>
+      </w:r>
+    </w:p>
+    <w:p/>
+    <w:p>
+      <w:r>
+        <w:t xml:space="preserve">A nivel de protocolos, la captura solo registra paquetes </w:t>
+      </w:r>
+      <w:r>
+        <w:rPr>
+          <w:b/>
+          <w:bCs/>
+        </w:rPr>
+        <w:t>TCP</w:t>
+      </w:r>
+      <w:r>
+        <w:t xml:space="preserve"> y </w:t>
+      </w:r>
+      <w:r>
+        <w:rPr>
+          <w:b/>
+          <w:bCs/>
+        </w:rPr>
+        <w:t>TLSv1.2</w:t>
+      </w:r>
+      <w:r>
+        <w:t xml:space="preserve">. A diferencia de Firefox, aquí no hay ningún paquete inicial con el campo SNI expuesto, por lo que el nombre de la página web nunca se filtra en texto plano. Toda la información viaja oculta en bloques de </w:t>
+      </w:r>
+      <w:r>
+        <w:t>capa de Aplicación</w:t>
+      </w:r>
+      <w:r>
+        <w:t xml:space="preserve"> completamente cifrados.</w:t>
+      </w:r>
+    </w:p>
     <w:p>
       <w:pPr>
         <w:pStyle w:val="Heading1"/>
         <w:spacing w:after="58"/>
         <w:ind w:left="705" w:hanging="600"/>
-      </w:pPr>
-      <w:bookmarkStart w:id="2" w:name="_Toc233129172"/>
-      <w:proofErr w:type="spellStart"/>
-      <w:r>
-        <w:t>Navegación</w:t>
-      </w:r>
-      <w:proofErr w:type="spellEnd"/>
-      <w:r>
-        <w:t xml:space="preserve"> a </w:t>
-      </w:r>
-      <w:proofErr w:type="spellStart"/>
+        <w:rPr>
+          <w:lang w:val="es-ES"/>
+        </w:rPr>
+      </w:pPr>
+      <w:bookmarkStart w:id="4" w:name="_Toc233250430"/>
+      <w:r>
+        <w:rPr>
+          <w:lang w:val="es-ES"/>
+        </w:rPr>
+        <w:lastRenderedPageBreak/>
+        <w:t xml:space="preserve">Navegación a </w:t>
+      </w:r>
       <w:proofErr w:type="gramStart"/>
       <w:r>
-        <w:t>dominio</w:t>
-      </w:r>
-      <w:proofErr w:type="spellEnd"/>
-      <w:r>
-        <w:t xml:space="preserve"> .onion</w:t>
-      </w:r>
-      <w:bookmarkEnd w:id="2"/>
+        <w:rPr>
+          <w:lang w:val="es-ES"/>
+        </w:rPr>
+        <w:t>dominio .</w:t>
+      </w:r>
+      <w:proofErr w:type="spellStart"/>
+      <w:r>
+        <w:rPr>
+          <w:lang w:val="es-ES"/>
+        </w:rPr>
+        <w:t>onion</w:t>
+      </w:r>
+      <w:bookmarkEnd w:id="4"/>
+      <w:proofErr w:type="spellEnd"/>
       <w:proofErr w:type="gramEnd"/>
     </w:p>
-    <w:p>
-      <w:r>
-        <w:tab/>
-      </w:r>
-      <w:r>
-        <w:t xml:space="preserve">"Se </w:t>
-      </w:r>
-      <w:proofErr w:type="spellStart"/>
-      <w:r>
-        <w:t>observa</w:t>
-      </w:r>
-      <w:proofErr w:type="spellEnd"/>
+    <w:p/>
+    <w:p>
+      <w:r>
+        <w:drawing>
+          <wp:anchor distT="0" distB="0" distL="114300" distR="114300" simplePos="0" relativeHeight="251663360" behindDoc="0" locked="0" layoutInCell="1" allowOverlap="1" wp14:anchorId="2F38F6AA" wp14:editId="375BA96E">
+            <wp:simplePos x="0" y="0"/>
+            <wp:positionH relativeFrom="column">
+              <wp:posOffset>496951</wp:posOffset>
+            </wp:positionH>
+            <wp:positionV relativeFrom="paragraph">
+              <wp:posOffset>28295</wp:posOffset>
+            </wp:positionV>
+            <wp:extent cx="2677363" cy="1404759"/>
+            <wp:effectExtent l="0" t="0" r="8890" b="5080"/>
+            <wp:wrapSquare wrapText="bothSides"/>
+            <wp:docPr id="1300092861" name="Picture 1"/>
+            <wp:cNvGraphicFramePr>
+              <a:graphicFrameLocks xmlns:a="http://schemas.openxmlformats.org/drawingml/2006/main" noChangeAspect="1"/>
+            </wp:cNvGraphicFramePr>
+            <a:graphic xmlns:a="http://schemas.openxmlformats.org/drawingml/2006/main">
+              <a:graphicData uri="http://schemas.openxmlformats.org/drawingml/2006/picture">
+                <pic:pic xmlns:pic="http://schemas.openxmlformats.org/drawingml/2006/picture">
+                  <pic:nvPicPr>
+                    <pic:cNvPr id="1838024898" name=""/>
+                    <pic:cNvPicPr/>
+                  </pic:nvPicPr>
+                  <pic:blipFill>
+                    <a:blip r:embed="rId10">
+                      <a:extLst>
+                        <a:ext uri="{28A0092B-C50C-407E-A947-70E740481C1C}">
+                          <a14:useLocalDpi xmlns:a14="http://schemas.microsoft.com/office/drawing/2010/main" val="0"/>
+                        </a:ext>
+                      </a:extLst>
+                    </a:blip>
+                    <a:stretch>
+                      <a:fillRect/>
+                    </a:stretch>
+                  </pic:blipFill>
+                  <pic:spPr>
+                    <a:xfrm>
+                      <a:off x="0" y="0"/>
+                      <a:ext cx="2677363" cy="1404759"/>
+                    </a:xfrm>
+                    <a:prstGeom prst="rect">
+                      <a:avLst/>
+                    </a:prstGeom>
+                  </pic:spPr>
+                </pic:pic>
+              </a:graphicData>
+            </a:graphic>
+          </wp:anchor>
+        </w:drawing>
+      </w:r>
+    </w:p>
+    <w:p>
+      <w:r>
+        <w:t>P</w:t>
+      </w:r>
+      <w:r>
+        <w:t xml:space="preserve">ara hacer la captura de </w:t>
+      </w:r>
+      <w:proofErr w:type="spellStart"/>
+      <w:r>
+        <w:t>wireshark</w:t>
+      </w:r>
+      <w:proofErr w:type="spellEnd"/>
+      <w:r>
+        <w:t xml:space="preserve"> un poco más legible se ha aplicado un filtro a los paquetes para que solo aquellos que </w:t>
+      </w:r>
+      <w:r>
+        <w:t>sean</w:t>
+      </w:r>
       <w:r>
         <w:t xml:space="preserve"> </w:t>
       </w:r>
-      <w:proofErr w:type="spellStart"/>
-      <w:r>
-        <w:t>una</w:t>
+      <w:r>
+        <w:t>de</w:t>
+      </w:r>
+      <w:r>
+        <w:t xml:space="preserve"> la </w:t>
+      </w:r>
+      <w:proofErr w:type="spellStart"/>
+      <w:r>
+        <w:t>ip</w:t>
+      </w:r>
+      <w:proofErr w:type="spellEnd"/>
+      <w:r>
+        <w:t xml:space="preserve"> de</w:t>
+      </w:r>
+      <w:r>
+        <w:t xml:space="preserve">l nodo </w:t>
+      </w:r>
+      <w:proofErr w:type="spellStart"/>
+      <w:r>
+        <w:t>guard</w:t>
       </w:r>
       <w:proofErr w:type="spellEnd"/>
       <w:r>
         <w:t xml:space="preserve"> </w:t>
       </w:r>
-      <w:proofErr w:type="spellStart"/>
-      <w:r>
-        <w:t>reducción</w:t>
-      </w:r>
-      <w:proofErr w:type="spellEnd"/>
+    </w:p>
+    <w:p/>
+    <w:p>
       <w:r>
         <w:t xml:space="preserve"> </w:t>
       </w:r>
-      <w:proofErr w:type="spellStart"/>
-      <w:r>
-        <w:t>drástica</w:t>
-      </w:r>
-      <w:proofErr w:type="spellEnd"/>
-      <w:r>
-        <w:t xml:space="preserve"> </w:t>
-      </w:r>
-      <w:proofErr w:type="spellStart"/>
-      <w:r>
-        <w:t>en</w:t>
-      </w:r>
-      <w:proofErr w:type="spellEnd"/>
-      <w:r>
-        <w:t xml:space="preserve"> </w:t>
-      </w:r>
-      <w:proofErr w:type="spellStart"/>
-      <w:r>
-        <w:t>el</w:t>
-      </w:r>
-      <w:proofErr w:type="spellEnd"/>
-      <w:r>
-        <w:t xml:space="preserve"> </w:t>
-      </w:r>
-      <w:proofErr w:type="spellStart"/>
-      <w:r>
-        <w:t>volumen</w:t>
-      </w:r>
-      <w:proofErr w:type="spellEnd"/>
-      <w:r>
-        <w:t xml:space="preserve"> total de </w:t>
-      </w:r>
-      <w:proofErr w:type="spellStart"/>
-      <w:r>
-        <w:t>paquetes</w:t>
-      </w:r>
-      <w:proofErr w:type="spellEnd"/>
-      <w:r>
-        <w:t xml:space="preserve"> </w:t>
-      </w:r>
-      <w:proofErr w:type="spellStart"/>
-      <w:r>
-        <w:t>capturados</w:t>
-      </w:r>
-      <w:proofErr w:type="spellEnd"/>
-      <w:r>
-        <w:t xml:space="preserve"> al </w:t>
-      </w:r>
-      <w:proofErr w:type="spellStart"/>
-      <w:r>
-        <w:t>interactuar</w:t>
-      </w:r>
-      <w:proofErr w:type="spellEnd"/>
-      <w:r>
-        <w:t xml:space="preserve"> con </w:t>
-      </w:r>
-      <w:proofErr w:type="spellStart"/>
-      <w:r>
-        <w:t>el</w:t>
-      </w:r>
-      <w:proofErr w:type="spellEnd"/>
-      <w:r>
-        <w:t xml:space="preserve"> </w:t>
-      </w:r>
-      <w:proofErr w:type="spellStart"/>
-      <w:r>
-        <w:t>servicio</w:t>
-      </w:r>
-      <w:proofErr w:type="spellEnd"/>
-      <w:r>
-        <w:t xml:space="preserve"> </w:t>
-      </w:r>
-      <w:proofErr w:type="spellStart"/>
-      <w:r>
-        <w:t>oculto</w:t>
-      </w:r>
-      <w:proofErr w:type="spellEnd"/>
-      <w:r>
-        <w:t xml:space="preserve"> </w:t>
+    </w:p>
+    <w:p/>
+    <w:p/>
+    <w:p/>
+    <w:p>
+      <w:r>
+        <w:drawing>
+          <wp:inline distT="0" distB="0" distL="0" distR="0" wp14:anchorId="527FBA59" wp14:editId="091CDCED">
+            <wp:extent cx="5768975" cy="2878455"/>
+            <wp:effectExtent l="0" t="0" r="3175" b="0"/>
+            <wp:docPr id="857355703" name="Picture 1"/>
+            <wp:cNvGraphicFramePr>
+              <a:graphicFrameLocks xmlns:a="http://schemas.openxmlformats.org/drawingml/2006/main" noChangeAspect="1"/>
+            </wp:cNvGraphicFramePr>
+            <a:graphic xmlns:a="http://schemas.openxmlformats.org/drawingml/2006/main">
+              <a:graphicData uri="http://schemas.openxmlformats.org/drawingml/2006/picture">
+                <pic:pic xmlns:pic="http://schemas.openxmlformats.org/drawingml/2006/picture">
+                  <pic:nvPicPr>
+                    <pic:cNvPr id="293101694" name=""/>
+                    <pic:cNvPicPr/>
+                  </pic:nvPicPr>
+                  <pic:blipFill>
+                    <a:blip r:embed="rId12"/>
+                    <a:stretch>
+                      <a:fillRect/>
+                    </a:stretch>
+                  </pic:blipFill>
+                  <pic:spPr>
+                    <a:xfrm>
+                      <a:off x="0" y="0"/>
+                      <a:ext cx="5768975" cy="2878455"/>
+                    </a:xfrm>
+                    <a:prstGeom prst="rect">
+                      <a:avLst/>
+                    </a:prstGeom>
+                  </pic:spPr>
+                </pic:pic>
+              </a:graphicData>
+            </a:graphic>
+          </wp:inline>
+        </w:drawing>
+      </w:r>
+    </w:p>
+    <w:p>
+      <w:r>
+        <w:t xml:space="preserve">En este caso la captura se parece bastante al ejemplo anterior en el que se accede a </w:t>
+      </w:r>
+      <w:proofErr w:type="spellStart"/>
+      <w:r>
+        <w:t>Linkedin</w:t>
+      </w:r>
+      <w:proofErr w:type="spellEnd"/>
+      <w:r>
+        <w:t xml:space="preserve"> desde Tor, pero hay diferencias que no se pueden observar a simple vista. En el ejemplo anterior, el anonimato solo va en una dirección, porque </w:t>
+      </w:r>
+      <w:r>
+        <w:t xml:space="preserve">la web no conoce la </w:t>
+      </w:r>
+      <w:proofErr w:type="spellStart"/>
+      <w:r>
+        <w:t>ip</w:t>
+      </w:r>
+      <w:proofErr w:type="spellEnd"/>
+      <w:r>
+        <w:t xml:space="preserve"> origen real y esta nunca se hace pública, solo conoce la </w:t>
+      </w:r>
+      <w:proofErr w:type="spellStart"/>
+      <w:r>
+        <w:t>ip</w:t>
+      </w:r>
+      <w:proofErr w:type="spellEnd"/>
+      <w:r>
+        <w:t xml:space="preserve"> salida de la red Tor, mientras que la </w:t>
+      </w:r>
+      <w:proofErr w:type="spellStart"/>
+      <w:r>
+        <w:t>ip</w:t>
+      </w:r>
+      <w:proofErr w:type="spellEnd"/>
+      <w:r>
+        <w:t xml:space="preserve"> de la web es pública y conocida. Al acceder a una </w:t>
       </w:r>
       <w:proofErr w:type="gramStart"/>
       <w:r>
-        <w:t>(.onion</w:t>
-      </w:r>
+        <w:t>página .</w:t>
+      </w:r>
+      <w:proofErr w:type="spellStart"/>
+      <w:r>
+        <w:t>onion</w:t>
+      </w:r>
+      <w:proofErr w:type="spellEnd"/>
       <w:proofErr w:type="gramEnd"/>
       <w:r>
-        <w:t xml:space="preserve">) de DuckDuckGo </w:t>
-      </w:r>
-      <w:proofErr w:type="spellStart"/>
-      <w:r>
-        <w:t>en</w:t>
-      </w:r>
-      <w:proofErr w:type="spellEnd"/>
-      <w:r>
-        <w:t xml:space="preserve"> </w:t>
-      </w:r>
-      <w:proofErr w:type="spellStart"/>
-      <w:r>
-        <w:t>comparación</w:t>
-      </w:r>
-      <w:proofErr w:type="spellEnd"/>
-      <w:r>
-        <w:t xml:space="preserve"> con la </w:t>
-      </w:r>
-      <w:proofErr w:type="spellStart"/>
-      <w:r>
-        <w:t>navegación</w:t>
-      </w:r>
-      <w:proofErr w:type="spellEnd"/>
-      <w:r>
-        <w:t xml:space="preserve"> </w:t>
-      </w:r>
-      <w:proofErr w:type="spellStart"/>
-      <w:r>
-        <w:t>tradicional</w:t>
-      </w:r>
-      <w:proofErr w:type="spellEnd"/>
-      <w:r>
-        <w:t xml:space="preserve">. Esto </w:t>
-      </w:r>
-      <w:proofErr w:type="spellStart"/>
-      <w:r>
-        <w:t>demuestra</w:t>
-      </w:r>
-      <w:proofErr w:type="spellEnd"/>
-      <w:r>
-        <w:t xml:space="preserve"> un </w:t>
-      </w:r>
-      <w:proofErr w:type="spellStart"/>
-      <w:r>
-        <w:t>comportamiento</w:t>
-      </w:r>
-      <w:proofErr w:type="spellEnd"/>
-      <w:r>
-        <w:t xml:space="preserve"> de </w:t>
-      </w:r>
-      <w:proofErr w:type="spellStart"/>
-      <w:r>
-        <w:t>optimización</w:t>
-      </w:r>
-      <w:proofErr w:type="spellEnd"/>
-      <w:r>
-        <w:t xml:space="preserve"> de la </w:t>
-      </w:r>
-      <w:proofErr w:type="spellStart"/>
-      <w:r>
-        <w:t>aplicación</w:t>
-      </w:r>
-      <w:proofErr w:type="spellEnd"/>
-      <w:r>
-        <w:t xml:space="preserve"> para </w:t>
-      </w:r>
-      <w:proofErr w:type="spellStart"/>
-      <w:r>
-        <w:t>entornos</w:t>
-      </w:r>
-      <w:proofErr w:type="spellEnd"/>
-      <w:r>
-        <w:t xml:space="preserve"> de </w:t>
-      </w:r>
-      <w:proofErr w:type="spellStart"/>
-      <w:r>
-        <w:t>alta</w:t>
-      </w:r>
-      <w:proofErr w:type="spellEnd"/>
-      <w:r>
-        <w:t xml:space="preserve"> </w:t>
-      </w:r>
-      <w:proofErr w:type="spellStart"/>
-      <w:r>
-        <w:t>latencia</w:t>
-      </w:r>
-      <w:proofErr w:type="spellEnd"/>
-      <w:r>
-        <w:t xml:space="preserve">: la </w:t>
-      </w:r>
-      <w:proofErr w:type="spellStart"/>
-      <w:r>
-        <w:t>eliminación</w:t>
-      </w:r>
-      <w:proofErr w:type="spellEnd"/>
-      <w:r>
-        <w:t xml:space="preserve"> de scripts de </w:t>
-      </w:r>
-      <w:proofErr w:type="spellStart"/>
-      <w:r>
-        <w:t>terceros</w:t>
-      </w:r>
-      <w:proofErr w:type="spellEnd"/>
-      <w:r>
-        <w:t xml:space="preserve">, la </w:t>
-      </w:r>
-      <w:proofErr w:type="spellStart"/>
-      <w:r>
-        <w:t>ausencia</w:t>
-      </w:r>
-      <w:proofErr w:type="spellEnd"/>
-      <w:r>
-        <w:t xml:space="preserve"> de trackers/</w:t>
-      </w:r>
-      <w:proofErr w:type="spellStart"/>
-      <w:r>
-        <w:t>anuncios</w:t>
-      </w:r>
-      <w:proofErr w:type="spellEnd"/>
-      <w:r>
-        <w:t xml:space="preserve"> y </w:t>
-      </w:r>
-      <w:proofErr w:type="spellStart"/>
-      <w:r>
-        <w:t>el</w:t>
-      </w:r>
-      <w:proofErr w:type="spellEnd"/>
-      <w:r>
-        <w:t xml:space="preserve"> </w:t>
-      </w:r>
-      <w:proofErr w:type="spellStart"/>
-      <w:r>
-        <w:t>uso</w:t>
-      </w:r>
-      <w:proofErr w:type="spellEnd"/>
-      <w:r>
-        <w:t xml:space="preserve"> de interfaces </w:t>
-      </w:r>
-      <w:proofErr w:type="spellStart"/>
-      <w:r>
-        <w:t>minimalistas</w:t>
-      </w:r>
-      <w:proofErr w:type="spellEnd"/>
-      <w:r>
-        <w:t xml:space="preserve"> reduce la carga de </w:t>
-      </w:r>
-      <w:proofErr w:type="spellStart"/>
-      <w:r>
-        <w:t>datos</w:t>
-      </w:r>
-      <w:proofErr w:type="spellEnd"/>
-      <w:r>
-        <w:t xml:space="preserve">. </w:t>
-      </w:r>
-      <w:proofErr w:type="spellStart"/>
-      <w:r>
-        <w:t>Además</w:t>
-      </w:r>
-      <w:proofErr w:type="spellEnd"/>
-      <w:r>
-        <w:t xml:space="preserve">, al </w:t>
-      </w:r>
-      <w:proofErr w:type="spellStart"/>
-      <w:r>
-        <w:t>centralizar</w:t>
-      </w:r>
-      <w:proofErr w:type="spellEnd"/>
-      <w:r>
-        <w:t xml:space="preserve"> </w:t>
-      </w:r>
-      <w:proofErr w:type="spellStart"/>
-      <w:r>
-        <w:t>todos</w:t>
-      </w:r>
-      <w:proofErr w:type="spellEnd"/>
-      <w:r>
-        <w:t xml:space="preserve"> </w:t>
-      </w:r>
-      <w:proofErr w:type="spellStart"/>
-      <w:r>
-        <w:t>los</w:t>
-      </w:r>
-      <w:proofErr w:type="spellEnd"/>
-      <w:r>
-        <w:t xml:space="preserve"> </w:t>
-      </w:r>
-      <w:proofErr w:type="spellStart"/>
-      <w:r>
-        <w:t>recursos</w:t>
-      </w:r>
-      <w:proofErr w:type="spellEnd"/>
-      <w:r>
-        <w:t xml:space="preserve"> </w:t>
-      </w:r>
-      <w:proofErr w:type="spellStart"/>
-      <w:r>
-        <w:t>en</w:t>
-      </w:r>
-      <w:proofErr w:type="spellEnd"/>
-      <w:r>
-        <w:t xml:space="preserve"> </w:t>
-      </w:r>
-      <w:proofErr w:type="spellStart"/>
-      <w:r>
-        <w:t>el</w:t>
-      </w:r>
-      <w:proofErr w:type="spellEnd"/>
-      <w:r>
-        <w:t xml:space="preserve"> </w:t>
-      </w:r>
-      <w:proofErr w:type="spellStart"/>
-      <w:r>
-        <w:t>propio</w:t>
-      </w:r>
-      <w:proofErr w:type="spellEnd"/>
-      <w:r>
-        <w:t xml:space="preserve"> </w:t>
-      </w:r>
-      <w:proofErr w:type="spellStart"/>
-      <w:r>
-        <w:t>dominio</w:t>
-      </w:r>
-      <w:proofErr w:type="spellEnd"/>
-      <w:r>
-        <w:t xml:space="preserve"> onion, se </w:t>
-      </w:r>
-      <w:proofErr w:type="spellStart"/>
-      <w:r>
-        <w:t>evita</w:t>
-      </w:r>
-      <w:proofErr w:type="spellEnd"/>
-      <w:r>
-        <w:t xml:space="preserve"> la apertura de </w:t>
-      </w:r>
-      <w:proofErr w:type="spellStart"/>
-      <w:r>
-        <w:t>múltiples</w:t>
-      </w:r>
-      <w:proofErr w:type="spellEnd"/>
-      <w:r>
-        <w:t xml:space="preserve"> sockets TCP </w:t>
-      </w:r>
-      <w:proofErr w:type="spellStart"/>
-      <w:r>
-        <w:t>concurrentes</w:t>
-      </w:r>
-      <w:proofErr w:type="spellEnd"/>
-      <w:r>
-        <w:t xml:space="preserve"> </w:t>
-      </w:r>
-      <w:proofErr w:type="spellStart"/>
-      <w:r>
-        <w:t>hacia</w:t>
-      </w:r>
-      <w:proofErr w:type="spellEnd"/>
-      <w:r>
-        <w:t xml:space="preserve"> </w:t>
-      </w:r>
-      <w:proofErr w:type="spellStart"/>
-      <w:r>
-        <w:t>servidores</w:t>
-      </w:r>
-      <w:proofErr w:type="spellEnd"/>
-      <w:r>
-        <w:t xml:space="preserve"> </w:t>
-      </w:r>
-      <w:proofErr w:type="spellStart"/>
-      <w:r>
-        <w:t>externos</w:t>
-      </w:r>
-      <w:proofErr w:type="spellEnd"/>
-      <w:r>
-        <w:t xml:space="preserve">, </w:t>
-      </w:r>
-      <w:proofErr w:type="spellStart"/>
-      <w:r>
-        <w:t>canalizando</w:t>
-      </w:r>
-      <w:proofErr w:type="spellEnd"/>
-      <w:r>
-        <w:t xml:space="preserve"> </w:t>
-      </w:r>
-      <w:proofErr w:type="spellStart"/>
-      <w:r>
-        <w:t>todo</w:t>
-      </w:r>
-      <w:proofErr w:type="spellEnd"/>
-      <w:r>
-        <w:t xml:space="preserve"> </w:t>
-      </w:r>
-      <w:proofErr w:type="spellStart"/>
-      <w:r>
-        <w:t>el</w:t>
-      </w:r>
-      <w:proofErr w:type="spellEnd"/>
-      <w:r>
-        <w:t xml:space="preserve"> </w:t>
-      </w:r>
-      <w:proofErr w:type="spellStart"/>
-      <w:r>
-        <w:t>tráfico</w:t>
-      </w:r>
-      <w:proofErr w:type="spellEnd"/>
-      <w:r>
-        <w:t xml:space="preserve"> a </w:t>
-      </w:r>
-      <w:proofErr w:type="spellStart"/>
-      <w:r>
-        <w:t>través</w:t>
-      </w:r>
-      <w:proofErr w:type="spellEnd"/>
-      <w:r>
-        <w:t xml:space="preserve"> del </w:t>
-      </w:r>
-      <w:proofErr w:type="spellStart"/>
-      <w:r>
-        <w:t>circuito</w:t>
-      </w:r>
-      <w:proofErr w:type="spellEnd"/>
-      <w:r>
-        <w:t xml:space="preserve"> TLS </w:t>
-      </w:r>
-      <w:proofErr w:type="spellStart"/>
-      <w:r>
-        <w:t>único</w:t>
-      </w:r>
-      <w:proofErr w:type="spellEnd"/>
-      <w:r>
-        <w:t xml:space="preserve"> </w:t>
-      </w:r>
-      <w:proofErr w:type="spellStart"/>
-      <w:r>
-        <w:t>hacia</w:t>
-      </w:r>
-      <w:proofErr w:type="spellEnd"/>
-      <w:r>
-        <w:t xml:space="preserve"> </w:t>
-      </w:r>
-      <w:proofErr w:type="spellStart"/>
-      <w:r>
-        <w:t>el</w:t>
-      </w:r>
-      <w:proofErr w:type="spellEnd"/>
-      <w:r>
-        <w:t xml:space="preserve"> Guard Node."</w:t>
+        <w:t xml:space="preserve"> el anonimato pasa a ser bidireccional, porque el usuario no conoce la </w:t>
+      </w:r>
+      <w:proofErr w:type="spellStart"/>
+      <w:r>
+        <w:t>ip</w:t>
+      </w:r>
+      <w:proofErr w:type="spellEnd"/>
+      <w:r>
+        <w:t xml:space="preserve"> del servidor y el servidor no conoce la </w:t>
+      </w:r>
+      <w:proofErr w:type="spellStart"/>
+      <w:r>
+        <w:t>ip</w:t>
+      </w:r>
+      <w:proofErr w:type="spellEnd"/>
+      <w:r>
+        <w:t xml:space="preserve"> del usuario. </w:t>
+      </w:r>
+    </w:p>
+    <w:p/>
+    <w:p>
+      <w:r>
+        <w:t xml:space="preserve">Al intentar entrar en una </w:t>
+      </w:r>
+      <w:proofErr w:type="gramStart"/>
+      <w:r>
+        <w:t>web .</w:t>
+      </w:r>
+      <w:proofErr w:type="spellStart"/>
+      <w:r>
+        <w:t>onion</w:t>
+      </w:r>
+      <w:proofErr w:type="spellEnd"/>
+      <w:proofErr w:type="gramEnd"/>
+      <w:r>
+        <w:t xml:space="preserve"> el tráfico nunca sale de la red Tor hacia la parte pública del internet. En vez de usar DNS, el circuito de tres nodos del usuario se conecta con el circuito de tres nodos generado por la </w:t>
+      </w:r>
+      <w:proofErr w:type="gramStart"/>
+      <w:r>
+        <w:t>web .</w:t>
+      </w:r>
+      <w:proofErr w:type="spellStart"/>
+      <w:r>
+        <w:t>onion</w:t>
+      </w:r>
+      <w:proofErr w:type="spellEnd"/>
+      <w:proofErr w:type="gramEnd"/>
+      <w:r>
+        <w:t xml:space="preserve">, y dando lugar a un encuentro a ciegas en un punto medio en el que ninguno de los dos extremos conoce la </w:t>
+      </w:r>
+      <w:proofErr w:type="spellStart"/>
+      <w:r>
+        <w:t>ip</w:t>
+      </w:r>
+      <w:proofErr w:type="spellEnd"/>
+      <w:r>
+        <w:t xml:space="preserve"> real del otro.</w:t>
       </w:r>
     </w:p>
     <w:p/>
@@ -2231,20 +2514,706 @@
         <w:pStyle w:val="Heading1"/>
         <w:spacing w:after="58"/>
         <w:ind w:left="705" w:hanging="600"/>
-      </w:pPr>
-      <w:bookmarkStart w:id="3" w:name="_Toc233129173"/>
-      <w:r>
-        <w:t>IP spoofing</w:t>
-      </w:r>
-      <w:bookmarkEnd w:id="3"/>
-      <w:r>
+        <w:rPr>
+          <w:lang w:val="es-ES"/>
+        </w:rPr>
+      </w:pPr>
+      <w:bookmarkStart w:id="5" w:name="_Toc233250431"/>
+      <w:r>
+        <w:rPr>
+          <w:lang w:val="es-ES"/>
+        </w:rPr>
+        <w:t xml:space="preserve">IP </w:t>
+      </w:r>
+      <w:proofErr w:type="spellStart"/>
+      <w:r>
+        <w:rPr>
+          <w:lang w:val="es-ES"/>
+        </w:rPr>
+        <w:t>spoofing</w:t>
+      </w:r>
+      <w:bookmarkEnd w:id="5"/>
+      <w:proofErr w:type="spellEnd"/>
+      <w:r>
+        <w:rPr>
+          <w:lang w:val="es-ES"/>
+        </w:rPr>
+        <w:t xml:space="preserve"> </w:t>
+      </w:r>
+    </w:p>
+    <w:p/>
+    <w:p>
+      <w:r>
+        <w:t xml:space="preserve">Para demostrar lo que </w:t>
+      </w:r>
+      <w:proofErr w:type="spellStart"/>
+      <w:r>
+        <w:t>és</w:t>
+      </w:r>
+      <w:proofErr w:type="spellEnd"/>
+      <w:r>
+        <w:t xml:space="preserve"> el </w:t>
+      </w:r>
+      <w:proofErr w:type="spellStart"/>
+      <w:r>
+        <w:t>ip</w:t>
+      </w:r>
+      <w:proofErr w:type="spellEnd"/>
+      <w:r>
+        <w:t xml:space="preserve"> </w:t>
+      </w:r>
+      <w:proofErr w:type="spellStart"/>
+      <w:r>
+        <w:t>spoofing</w:t>
+      </w:r>
+      <w:proofErr w:type="spellEnd"/>
+      <w:r>
+        <w:t xml:space="preserve"> y los efectos de suplantación de identidad en la red, se ha configurado un ejemplo muy básico en una red interna cerrada entre la maquina de Kali y la máquina de Windows XP, a la cual se le desactivaron todas las medidas de seguridad en la red como firewalls y antivirus.</w:t>
+      </w:r>
+    </w:p>
+    <w:p/>
+    <w:p>
+      <w:pPr>
+        <w:tabs>
+          <w:tab w:val="left" w:pos="3656"/>
+        </w:tabs>
+        <w:ind w:left="720" w:firstLine="0"/>
+      </w:pPr>
+      <w:r>
+        <w:lastRenderedPageBreak/>
+        <w:tab/>
+      </w:r>
+      <w:r>
+        <w:drawing>
+          <wp:inline distT="0" distB="0" distL="0" distR="0" wp14:anchorId="6ECCB31E" wp14:editId="3E00759E">
+            <wp:extent cx="5768975" cy="3276600"/>
+            <wp:effectExtent l="0" t="0" r="3175" b="0"/>
+            <wp:docPr id="466776334" name="Picture 1"/>
+            <wp:cNvGraphicFramePr>
+              <a:graphicFrameLocks xmlns:a="http://schemas.openxmlformats.org/drawingml/2006/main" noChangeAspect="1"/>
+            </wp:cNvGraphicFramePr>
+            <a:graphic xmlns:a="http://schemas.openxmlformats.org/drawingml/2006/main">
+              <a:graphicData uri="http://schemas.openxmlformats.org/drawingml/2006/picture">
+                <pic:pic xmlns:pic="http://schemas.openxmlformats.org/drawingml/2006/picture">
+                  <pic:nvPicPr>
+                    <pic:cNvPr id="206702225" name=""/>
+                    <pic:cNvPicPr/>
+                  </pic:nvPicPr>
+                  <pic:blipFill>
+                    <a:blip r:embed="rId13"/>
+                    <a:stretch>
+                      <a:fillRect/>
+                    </a:stretch>
+                  </pic:blipFill>
+                  <pic:spPr>
+                    <a:xfrm>
+                      <a:off x="0" y="0"/>
+                      <a:ext cx="5768975" cy="3276600"/>
+                    </a:xfrm>
+                    <a:prstGeom prst="rect">
+                      <a:avLst/>
+                    </a:prstGeom>
+                  </pic:spPr>
+                </pic:pic>
+              </a:graphicData>
+            </a:graphic>
+          </wp:inline>
+        </w:drawing>
+      </w:r>
+    </w:p>
+    <w:p>
+      <w:pPr>
+        <w:tabs>
+          <w:tab w:val="left" w:pos="3656"/>
+        </w:tabs>
+      </w:pPr>
+      <w:r>
+        <w:drawing>
+          <wp:inline distT="0" distB="0" distL="0" distR="0" wp14:anchorId="32AD01A5" wp14:editId="3224E937">
+            <wp:extent cx="5768975" cy="2140585"/>
+            <wp:effectExtent l="0" t="0" r="3175" b="0"/>
+            <wp:docPr id="1720255120" name="Picture 1"/>
+            <wp:cNvGraphicFramePr>
+              <a:graphicFrameLocks xmlns:a="http://schemas.openxmlformats.org/drawingml/2006/main" noChangeAspect="1"/>
+            </wp:cNvGraphicFramePr>
+            <a:graphic xmlns:a="http://schemas.openxmlformats.org/drawingml/2006/main">
+              <a:graphicData uri="http://schemas.openxmlformats.org/drawingml/2006/picture">
+                <pic:pic xmlns:pic="http://schemas.openxmlformats.org/drawingml/2006/picture">
+                  <pic:nvPicPr>
+                    <pic:cNvPr id="640568551" name=""/>
+                    <pic:cNvPicPr/>
+                  </pic:nvPicPr>
+                  <pic:blipFill>
+                    <a:blip r:embed="rId14"/>
+                    <a:stretch>
+                      <a:fillRect/>
+                    </a:stretch>
+                  </pic:blipFill>
+                  <pic:spPr>
+                    <a:xfrm>
+                      <a:off x="0" y="0"/>
+                      <a:ext cx="5768975" cy="2140585"/>
+                    </a:xfrm>
+                    <a:prstGeom prst="rect">
+                      <a:avLst/>
+                    </a:prstGeom>
+                  </pic:spPr>
+                </pic:pic>
+              </a:graphicData>
+            </a:graphic>
+          </wp:inline>
+        </w:drawing>
+      </w:r>
+    </w:p>
+    <w:p>
+      <w:pPr>
+        <w:tabs>
+          <w:tab w:val="left" w:pos="3656"/>
+        </w:tabs>
+      </w:pPr>
+    </w:p>
+    <w:p>
+      <w:r>
+        <w:t xml:space="preserve">Como se puede observar en las imágenes, utilizando hping3 se envía un paquete suplantando la dirección </w:t>
+      </w:r>
+      <w:proofErr w:type="spellStart"/>
+      <w:r>
+        <w:t>ip</w:t>
+      </w:r>
+      <w:proofErr w:type="spellEnd"/>
+      <w:r>
+        <w:t xml:space="preserve"> de origen por la de </w:t>
+      </w:r>
+      <w:proofErr w:type="spellStart"/>
+      <w:r>
+        <w:t>Linkedin</w:t>
+      </w:r>
+      <w:proofErr w:type="spellEnd"/>
+      <w:r>
+        <w:t xml:space="preserve"> (150.171.22.12). Esto se puede ver en la captura de </w:t>
+      </w:r>
+      <w:proofErr w:type="spellStart"/>
+      <w:r>
+        <w:t>wireshark</w:t>
+      </w:r>
+      <w:proofErr w:type="spellEnd"/>
+      <w:r>
+        <w:t xml:space="preserve"> y en el </w:t>
+      </w:r>
+      <w:proofErr w:type="spellStart"/>
+      <w:r>
+        <w:t>netstat</w:t>
+      </w:r>
+      <w:proofErr w:type="spellEnd"/>
+      <w:r>
+        <w:t xml:space="preserve"> de Windows XP donde el paquete con la </w:t>
+      </w:r>
+      <w:proofErr w:type="spellStart"/>
+      <w:r>
+        <w:t>ip</w:t>
+      </w:r>
+      <w:proofErr w:type="spellEnd"/>
+      <w:r>
+        <w:t xml:space="preserve"> origen cambiada ha sido enviado pero la respuesta de sincronización nunca llega porque esta respuesta se envía a la </w:t>
+      </w:r>
+      <w:proofErr w:type="spellStart"/>
+      <w:r>
+        <w:t>ip</w:t>
+      </w:r>
+      <w:proofErr w:type="spellEnd"/>
+      <w:r>
+        <w:t xml:space="preserve"> real de </w:t>
+      </w:r>
+      <w:proofErr w:type="spellStart"/>
+      <w:r>
+        <w:t>Linkedin</w:t>
+      </w:r>
+      <w:proofErr w:type="spellEnd"/>
+      <w:r>
+        <w:t xml:space="preserve">, no a la máquina Kali. Esta es la razón </w:t>
+      </w:r>
+      <w:proofErr w:type="gramStart"/>
+      <w:r>
+        <w:t>por  la</w:t>
+      </w:r>
+      <w:proofErr w:type="gramEnd"/>
+      <w:r>
+        <w:t xml:space="preserve"> que </w:t>
+      </w:r>
+      <w:proofErr w:type="spellStart"/>
+      <w:r>
+        <w:t>ip</w:t>
+      </w:r>
+      <w:proofErr w:type="spellEnd"/>
+      <w:r>
+        <w:t xml:space="preserve"> </w:t>
+      </w:r>
+      <w:proofErr w:type="spellStart"/>
+      <w:r>
+        <w:t>spoofing</w:t>
+      </w:r>
+      <w:proofErr w:type="spellEnd"/>
+      <w:r>
+        <w:t xml:space="preserve"> es inútil si se intenta establecer una comunicación que requiera </w:t>
+      </w:r>
+      <w:proofErr w:type="spellStart"/>
+      <w:r>
+        <w:t>two-way</w:t>
+      </w:r>
+      <w:proofErr w:type="spellEnd"/>
+      <w:r>
+        <w:t xml:space="preserve"> o </w:t>
+      </w:r>
+      <w:proofErr w:type="spellStart"/>
+      <w:r>
+        <w:t>three-way</w:t>
+      </w:r>
+      <w:proofErr w:type="spellEnd"/>
+      <w:r>
+        <w:t xml:space="preserve"> </w:t>
+      </w:r>
+      <w:proofErr w:type="spellStart"/>
+      <w:r>
+        <w:t>handshake</w:t>
+      </w:r>
+      <w:proofErr w:type="spellEnd"/>
+      <w:r>
+        <w:t xml:space="preserve">. </w:t>
+      </w:r>
+    </w:p>
+    <w:p>
+      <w:pPr>
+        <w:tabs>
+          <w:tab w:val="left" w:pos="3656"/>
+        </w:tabs>
+      </w:pPr>
+    </w:p>
+    <w:p>
+      <w:pPr>
+        <w:tabs>
+          <w:tab w:val="left" w:pos="3656"/>
+        </w:tabs>
+      </w:pPr>
+    </w:p>
+    <w:p>
+      <w:pPr>
+        <w:tabs>
+          <w:tab w:val="left" w:pos="3656"/>
+        </w:tabs>
+      </w:pPr>
+    </w:p>
+    <w:p>
+      <w:pPr>
+        <w:tabs>
+          <w:tab w:val="left" w:pos="3656"/>
+        </w:tabs>
+      </w:pPr>
+    </w:p>
+    <w:p>
+      <w:pPr>
+        <w:tabs>
+          <w:tab w:val="left" w:pos="3656"/>
+        </w:tabs>
+      </w:pPr>
+    </w:p>
+    <w:p>
+      <w:pPr>
+        <w:tabs>
+          <w:tab w:val="left" w:pos="3656"/>
+        </w:tabs>
+      </w:pPr>
+    </w:p>
+    <w:p>
+      <w:pPr>
+        <w:tabs>
+          <w:tab w:val="left" w:pos="3656"/>
+        </w:tabs>
+      </w:pPr>
+      <w:r>
+        <w:lastRenderedPageBreak/>
+        <w:drawing>
+          <wp:inline distT="0" distB="0" distL="0" distR="0" wp14:anchorId="4D13A764" wp14:editId="06097AF4">
+            <wp:extent cx="5768975" cy="1718945"/>
+            <wp:effectExtent l="0" t="0" r="3175" b="0"/>
+            <wp:docPr id="1665985951" name="Picture 1"/>
+            <wp:cNvGraphicFramePr>
+              <a:graphicFrameLocks xmlns:a="http://schemas.openxmlformats.org/drawingml/2006/main" noChangeAspect="1"/>
+            </wp:cNvGraphicFramePr>
+            <a:graphic xmlns:a="http://schemas.openxmlformats.org/drawingml/2006/main">
+              <a:graphicData uri="http://schemas.openxmlformats.org/drawingml/2006/picture">
+                <pic:pic xmlns:pic="http://schemas.openxmlformats.org/drawingml/2006/picture">
+                  <pic:nvPicPr>
+                    <pic:cNvPr id="834290701" name=""/>
+                    <pic:cNvPicPr/>
+                  </pic:nvPicPr>
+                  <pic:blipFill>
+                    <a:blip r:embed="rId15"/>
+                    <a:stretch>
+                      <a:fillRect/>
+                    </a:stretch>
+                  </pic:blipFill>
+                  <pic:spPr>
+                    <a:xfrm>
+                      <a:off x="0" y="0"/>
+                      <a:ext cx="5768975" cy="1718945"/>
+                    </a:xfrm>
+                    <a:prstGeom prst="rect">
+                      <a:avLst/>
+                    </a:prstGeom>
+                  </pic:spPr>
+                </pic:pic>
+              </a:graphicData>
+            </a:graphic>
+          </wp:inline>
+        </w:drawing>
+      </w:r>
+    </w:p>
+    <w:p>
+      <w:pPr>
+        <w:tabs>
+          <w:tab w:val="left" w:pos="3656"/>
+        </w:tabs>
+      </w:pPr>
+      <w:r>
+        <w:drawing>
+          <wp:inline distT="0" distB="0" distL="0" distR="0" wp14:anchorId="34BE8B07" wp14:editId="0CE861B7">
+            <wp:extent cx="5768975" cy="3297555"/>
+            <wp:effectExtent l="0" t="0" r="3175" b="0"/>
+            <wp:docPr id="1416287035" name="Picture 1"/>
+            <wp:cNvGraphicFramePr>
+              <a:graphicFrameLocks xmlns:a="http://schemas.openxmlformats.org/drawingml/2006/main" noChangeAspect="1"/>
+            </wp:cNvGraphicFramePr>
+            <a:graphic xmlns:a="http://schemas.openxmlformats.org/drawingml/2006/main">
+              <a:graphicData uri="http://schemas.openxmlformats.org/drawingml/2006/picture">
+                <pic:pic xmlns:pic="http://schemas.openxmlformats.org/drawingml/2006/picture">
+                  <pic:nvPicPr>
+                    <pic:cNvPr id="1525651857" name=""/>
+                    <pic:cNvPicPr/>
+                  </pic:nvPicPr>
+                  <pic:blipFill>
+                    <a:blip r:embed="rId16"/>
+                    <a:stretch>
+                      <a:fillRect/>
+                    </a:stretch>
+                  </pic:blipFill>
+                  <pic:spPr>
+                    <a:xfrm>
+                      <a:off x="0" y="0"/>
+                      <a:ext cx="5768975" cy="3297555"/>
+                    </a:xfrm>
+                    <a:prstGeom prst="rect">
+                      <a:avLst/>
+                    </a:prstGeom>
+                  </pic:spPr>
+                </pic:pic>
+              </a:graphicData>
+            </a:graphic>
+          </wp:inline>
+        </w:drawing>
+      </w:r>
+    </w:p>
+    <w:p>
+      <w:pPr>
+        <w:tabs>
+          <w:tab w:val="left" w:pos="3656"/>
+        </w:tabs>
+      </w:pPr>
+    </w:p>
+    <w:p>
+      <w:pPr>
+        <w:tabs>
+          <w:tab w:val="left" w:pos="3656"/>
+        </w:tabs>
+      </w:pPr>
+      <w:r>
+        <w:t xml:space="preserve">Un ejemplo de uso que se le puede dar a esta técnica de </w:t>
+      </w:r>
+      <w:proofErr w:type="spellStart"/>
+      <w:r>
+        <w:t>ip</w:t>
+      </w:r>
+      <w:proofErr w:type="spellEnd"/>
+      <w:r>
+        <w:t xml:space="preserve"> </w:t>
+      </w:r>
+      <w:proofErr w:type="spellStart"/>
+      <w:r>
+        <w:t>spoofing</w:t>
+      </w:r>
+      <w:proofErr w:type="spellEnd"/>
+      <w:r>
+        <w:t xml:space="preserve"> es para ejecutar un ataque de denegación de servicio (DoS). Si se cambia el parámetro -c 1 (significa </w:t>
+      </w:r>
+      <w:proofErr w:type="spellStart"/>
+      <w:r>
+        <w:t>count</w:t>
+      </w:r>
+      <w:proofErr w:type="spellEnd"/>
+      <w:r>
+        <w:t>=1, es decir, enviar 1 solo paquete), a –</w:t>
+      </w:r>
+      <w:proofErr w:type="spellStart"/>
+      <w:r>
+        <w:t>flood</w:t>
+      </w:r>
+      <w:proofErr w:type="spellEnd"/>
+      <w:r>
+        <w:t xml:space="preserve"> (enviar la mayor cantidad de paquetes por segundo sin parar), se envían ráfagas de paquetes de sincronización con </w:t>
+      </w:r>
+      <w:proofErr w:type="spellStart"/>
+      <w:r>
+        <w:t>ips</w:t>
+      </w:r>
+      <w:proofErr w:type="spellEnd"/>
+      <w:r>
+        <w:t xml:space="preserve"> falsas, lo que hace que Windows XP genere miles de conexiones abiertas que saturan su memoria y su tabla de conexiones. Como el sistema operativo agota sus recursos esperando respuestas que no van a llegar, todo colapsa antes de que se llegue a hacer </w:t>
+      </w:r>
+      <w:proofErr w:type="spellStart"/>
+      <w:r>
+        <w:t>timeout</w:t>
+      </w:r>
+      <w:proofErr w:type="spellEnd"/>
+      <w:r>
+        <w:t>.</w:t>
+      </w:r>
+    </w:p>
+    <w:p>
+      <w:pPr>
+        <w:tabs>
+          <w:tab w:val="left" w:pos="3656"/>
+        </w:tabs>
+      </w:pPr>
+    </w:p>
+    <w:p>
+      <w:pPr>
+        <w:pStyle w:val="Heading1"/>
+        <w:spacing w:after="58"/>
+        <w:ind w:left="705" w:hanging="600"/>
+        <w:rPr>
+          <w:lang w:val="es-ES"/>
+        </w:rPr>
+      </w:pPr>
+      <w:bookmarkStart w:id="6" w:name="_Toc233250432"/>
+      <w:r>
+        <w:rPr>
+          <w:lang w:val="es-ES"/>
+        </w:rPr>
+        <w:t xml:space="preserve">IP </w:t>
+      </w:r>
+      <w:proofErr w:type="spellStart"/>
+      <w:r>
+        <w:rPr>
+          <w:lang w:val="es-ES"/>
+        </w:rPr>
+        <w:t>spoofing</w:t>
+      </w:r>
+      <w:proofErr w:type="spellEnd"/>
+      <w:r>
+        <w:rPr>
+          <w:lang w:val="es-ES"/>
+        </w:rPr>
         <w:t xml:space="preserve"> vs red Tor</w:t>
       </w:r>
+      <w:bookmarkEnd w:id="6"/>
+    </w:p>
+    <w:p>
+      <w:pPr>
+        <w:tabs>
+          <w:tab w:val="left" w:pos="3656"/>
+        </w:tabs>
+      </w:pPr>
+      <w:r>
+        <w:t xml:space="preserve">El </w:t>
+      </w:r>
+      <w:proofErr w:type="spellStart"/>
+      <w:r>
+        <w:t>ip</w:t>
+      </w:r>
+      <w:proofErr w:type="spellEnd"/>
+      <w:r>
+        <w:t xml:space="preserve"> </w:t>
+      </w:r>
+      <w:proofErr w:type="spellStart"/>
+      <w:r>
+        <w:t>spoofing</w:t>
+      </w:r>
+      <w:proofErr w:type="spellEnd"/>
+      <w:r>
+        <w:t xml:space="preserve"> nos sirve para analizar los problemas de identidad en redes actuales, demostrando que </w:t>
+      </w:r>
+      <w:r>
+        <w:t xml:space="preserve">intentar ocultar el origen a base de falsificarlo rompe la comunicación bidireccional y anula la capacidad de recibir respuestas. </w:t>
+      </w:r>
+    </w:p>
+    <w:p>
+      <w:pPr>
+        <w:tabs>
+          <w:tab w:val="left" w:pos="3656"/>
+        </w:tabs>
+      </w:pPr>
+    </w:p>
+    <w:p>
+      <w:pPr>
+        <w:tabs>
+          <w:tab w:val="left" w:pos="3656"/>
+        </w:tabs>
+      </w:pPr>
+      <w:r>
+        <w:t xml:space="preserve">Sin embargo, Tor consigue ocultar el origen de una forma diferente, mediante una arquitectura compleja consigue mantener la conexión activa protegiendo a su vez la identidad tanto del usuario como de la página web. </w:t>
+      </w:r>
+    </w:p>
+    <w:p>
+      <w:pPr>
+        <w:tabs>
+          <w:tab w:val="left" w:pos="3656"/>
+        </w:tabs>
+      </w:pPr>
+    </w:p>
+    <w:p>
+      <w:pPr>
+        <w:tabs>
+          <w:tab w:val="left" w:pos="3656"/>
+        </w:tabs>
+      </w:pPr>
+      <w:r>
+        <w:lastRenderedPageBreak/>
+        <w:t>A nivel de arquitectura, la gestión de las cap</w:t>
+      </w:r>
+      <w:r>
+        <w:t>as TCP/IP</w:t>
+      </w:r>
+      <w:r>
+        <w:t xml:space="preserve"> es completamente opuesta en ambos métodos. En el caso del </w:t>
+      </w:r>
+      <w:proofErr w:type="spellStart"/>
+      <w:r>
+        <w:t>ip</w:t>
+      </w:r>
+      <w:proofErr w:type="spellEnd"/>
+      <w:r>
+        <w:t xml:space="preserve"> </w:t>
+      </w:r>
+      <w:proofErr w:type="spellStart"/>
+      <w:r>
+        <w:t>s</w:t>
+      </w:r>
+      <w:r>
+        <w:t>poofing</w:t>
+      </w:r>
+      <w:proofErr w:type="spellEnd"/>
+      <w:r>
+        <w:t xml:space="preserve">, </w:t>
+      </w:r>
+      <w:r>
+        <w:t xml:space="preserve">solo cambia el </w:t>
+      </w:r>
+      <w:proofErr w:type="spellStart"/>
+      <w:r>
+        <w:t>contenido</w:t>
+      </w:r>
+      <w:r>
+        <w:t>e</w:t>
+      </w:r>
+      <w:proofErr w:type="spellEnd"/>
+      <w:r>
+        <w:t xml:space="preserve"> </w:t>
+      </w:r>
+      <w:r>
+        <w:t>de</w:t>
+      </w:r>
+      <w:r>
+        <w:t xml:space="preserve"> la capa de red, donde se modifica el encabezado del paquete para fals</w:t>
+      </w:r>
+      <w:r>
+        <w:t>ifica</w:t>
+      </w:r>
+      <w:r>
+        <w:t>r la dirección de origen</w:t>
+      </w:r>
+      <w:r>
+        <w:t xml:space="preserve">, haciendo que la </w:t>
+      </w:r>
+      <w:r>
+        <w:t>comunicación se cort</w:t>
+      </w:r>
+      <w:r>
+        <w:t>e</w:t>
+      </w:r>
+      <w:r>
+        <w:t xml:space="preserve"> porque la capa de red rompe el canal de re</w:t>
+      </w:r>
+      <w:r>
+        <w:t>spuesta</w:t>
+      </w:r>
+      <w:r>
+        <w:t xml:space="preserve"> de los datos. En </w:t>
+      </w:r>
+      <w:r>
+        <w:t xml:space="preserve">todo </w:t>
+      </w:r>
+      <w:r>
+        <w:t>este proceso, la capa de aplicación no interviene en la seguridad ni aplica ningún tipo de cifrado.</w:t>
+      </w:r>
+    </w:p>
+    <w:p>
+      <w:pPr>
+        <w:tabs>
+          <w:tab w:val="left" w:pos="3656"/>
+        </w:tabs>
+      </w:pPr>
+    </w:p>
+    <w:p>
+      <w:pPr>
+        <w:tabs>
+          <w:tab w:val="left" w:pos="3656"/>
+        </w:tabs>
+      </w:pPr>
+      <w:r>
+        <w:t xml:space="preserve">Por el contrario, la red Tor mantiene una capa de red local totalmente </w:t>
+      </w:r>
+      <w:r>
+        <w:t>normal</w:t>
+      </w:r>
+      <w:r>
+        <w:t xml:space="preserve">, ya que solo necesita comunicar el equipo con la dirección </w:t>
+      </w:r>
+      <w:proofErr w:type="spellStart"/>
+      <w:r>
+        <w:t>ip</w:t>
+      </w:r>
+      <w:proofErr w:type="spellEnd"/>
+      <w:r>
+        <w:t xml:space="preserve"> real del nodo de entrada. El anonimato se construye en las capas superiores, donde los datos de la capa de aplicación se empaquetan y se cifran tres veces </w:t>
+      </w:r>
+      <w:r>
+        <w:t>seguidas</w:t>
+      </w:r>
+      <w:r>
+        <w:t xml:space="preserve">. </w:t>
+      </w:r>
+      <w:r>
+        <w:t>Después</w:t>
+      </w:r>
+      <w:r>
+        <w:t>, esta información viaja protegida mediante TLS en la capa de transporte a través del circuito</w:t>
+      </w:r>
+      <w:r>
+        <w:t xml:space="preserve"> generado</w:t>
+      </w:r>
+      <w:r>
+        <w:t xml:space="preserve">, donde cada nodo intermedio solo descifra la capa </w:t>
+      </w:r>
+      <w:r>
+        <w:t>necesaria</w:t>
+      </w:r>
+      <w:r>
+        <w:t xml:space="preserve"> para conocer el siguiente destino sin exponer el contenido original.</w:t>
+      </w:r>
     </w:p>
     <w:sectPr>
-      <w:footerReference w:type="even" r:id="rId11"/>
-      <w:footerReference w:type="default" r:id="rId12"/>
-      <w:footerReference w:type="first" r:id="rId13"/>
+      <w:footerReference w:type="even" r:id="rId17"/>
+      <w:footerReference w:type="default" r:id="rId18"/>
+      <w:footerReference w:type="first" r:id="rId19"/>
       <w:pgSz w:w="11920" w:h="16840"/>
       <w:pgMar w:top="1493" w:right="1418" w:bottom="1484" w:left="1417" w:header="720" w:footer="753" w:gutter="0"/>
       <w:cols w:space="720"/>
@@ -2285,21 +3254,8 @@
       <w:spacing w:after="0" w:line="259" w:lineRule="auto"/>
       <w:ind w:left="0" w:right="0" w:firstLine="0"/>
     </w:pPr>
-    <w:proofErr w:type="spellStart"/>
     <w:r>
-      <w:t>Seguridad</w:t>
-    </w:r>
-    <w:proofErr w:type="spellEnd"/>
-    <w:r>
-      <w:t xml:space="preserve"> </w:t>
-    </w:r>
-    <w:proofErr w:type="spellStart"/>
-    <w:r>
-      <w:t>en</w:t>
-    </w:r>
-    <w:proofErr w:type="spellEnd"/>
-    <w:r>
-      <w:t xml:space="preserve"> Sistemas y Redes                                                                                                              </w:t>
+      <w:t xml:space="preserve">Seguridad en Sistemas y Redes                                                                                                              </w:t>
     </w:r>
     <w:r>
       <w:fldChar w:fldCharType="begin"/>
@@ -2330,21 +3286,8 @@
       <w:spacing w:after="0" w:line="259" w:lineRule="auto"/>
       <w:ind w:left="0" w:right="0" w:firstLine="0"/>
     </w:pPr>
-    <w:proofErr w:type="spellStart"/>
     <w:r>
-      <w:t>Seguridad</w:t>
-    </w:r>
-    <w:proofErr w:type="spellEnd"/>
-    <w:r>
-      <w:t xml:space="preserve"> </w:t>
-    </w:r>
-    <w:proofErr w:type="spellStart"/>
-    <w:r>
-      <w:t>en</w:t>
-    </w:r>
-    <w:proofErr w:type="spellEnd"/>
-    <w:r>
-      <w:t xml:space="preserve"> Sistemas y Redes                                                                                                              </w:t>
+      <w:t xml:space="preserve">Seguridad en Sistemas y Redes                                                                                                              </w:t>
     </w:r>
     <w:r>
       <w:fldChar w:fldCharType="begin"/>
@@ -2356,9 +3299,6 @@
       <w:fldChar w:fldCharType="separate"/>
     </w:r>
     <w:r>
-      <w:rPr>
-        <w:noProof/>
-      </w:rPr>
       <w:t>1</w:t>
     </w:r>
     <w:r>
@@ -2378,21 +3318,8 @@
       <w:spacing w:after="0" w:line="259" w:lineRule="auto"/>
       <w:ind w:left="0" w:right="0" w:firstLine="0"/>
     </w:pPr>
-    <w:proofErr w:type="spellStart"/>
     <w:r>
-      <w:t>Seguridad</w:t>
-    </w:r>
-    <w:proofErr w:type="spellEnd"/>
-    <w:r>
-      <w:t xml:space="preserve"> </w:t>
-    </w:r>
-    <w:proofErr w:type="spellStart"/>
-    <w:r>
-      <w:t>en</w:t>
-    </w:r>
-    <w:proofErr w:type="spellEnd"/>
-    <w:r>
-      <w:t xml:space="preserve"> Sistemas y Redes                                                                                                              </w:t>
+      <w:t xml:space="preserve">Seguridad en Sistemas y Redes                                                                                                              </w:t>
     </w:r>
     <w:r>
       <w:fldChar w:fldCharType="begin"/>
@@ -2868,11 +3795,305 @@
       </w:rPr>
     </w:lvl>
   </w:abstractNum>
+  <w:abstractNum w:abstractNumId="2" w15:restartNumberingAfterBreak="0">
+    <w:nsid w:val="443E45AC"/>
+    <w:multiLevelType w:val="hybridMultilevel"/>
+    <w:tmpl w:val="45EE252E"/>
+    <w:lvl w:ilvl="0" w:tplc="0C0A0001">
+      <w:start w:val="1"/>
+      <w:numFmt w:val="bullet"/>
+      <w:lvlText w:val=""/>
+      <w:lvlJc w:val="left"/>
+      <w:pPr>
+        <w:ind w:left="1440" w:hanging="360"/>
+      </w:pPr>
+      <w:rPr>
+        <w:rFonts w:ascii="Symbol" w:hAnsi="Symbol" w:hint="default"/>
+      </w:rPr>
+    </w:lvl>
+    <w:lvl w:ilvl="1" w:tplc="0C0A0003" w:tentative="1">
+      <w:start w:val="1"/>
+      <w:numFmt w:val="bullet"/>
+      <w:lvlText w:val="o"/>
+      <w:lvlJc w:val="left"/>
+      <w:pPr>
+        <w:ind w:left="2160" w:hanging="360"/>
+      </w:pPr>
+      <w:rPr>
+        <w:rFonts w:ascii="Courier New" w:hAnsi="Courier New" w:cs="Courier New" w:hint="default"/>
+      </w:rPr>
+    </w:lvl>
+    <w:lvl w:ilvl="2" w:tplc="0C0A0005" w:tentative="1">
+      <w:start w:val="1"/>
+      <w:numFmt w:val="bullet"/>
+      <w:lvlText w:val=""/>
+      <w:lvlJc w:val="left"/>
+      <w:pPr>
+        <w:ind w:left="2880" w:hanging="360"/>
+      </w:pPr>
+      <w:rPr>
+        <w:rFonts w:ascii="Wingdings" w:hAnsi="Wingdings" w:hint="default"/>
+      </w:rPr>
+    </w:lvl>
+    <w:lvl w:ilvl="3" w:tplc="0C0A0001" w:tentative="1">
+      <w:start w:val="1"/>
+      <w:numFmt w:val="bullet"/>
+      <w:lvlText w:val=""/>
+      <w:lvlJc w:val="left"/>
+      <w:pPr>
+        <w:ind w:left="3600" w:hanging="360"/>
+      </w:pPr>
+      <w:rPr>
+        <w:rFonts w:ascii="Symbol" w:hAnsi="Symbol" w:hint="default"/>
+      </w:rPr>
+    </w:lvl>
+    <w:lvl w:ilvl="4" w:tplc="0C0A0003" w:tentative="1">
+      <w:start w:val="1"/>
+      <w:numFmt w:val="bullet"/>
+      <w:lvlText w:val="o"/>
+      <w:lvlJc w:val="left"/>
+      <w:pPr>
+        <w:ind w:left="4320" w:hanging="360"/>
+      </w:pPr>
+      <w:rPr>
+        <w:rFonts w:ascii="Courier New" w:hAnsi="Courier New" w:cs="Courier New" w:hint="default"/>
+      </w:rPr>
+    </w:lvl>
+    <w:lvl w:ilvl="5" w:tplc="0C0A0005" w:tentative="1">
+      <w:start w:val="1"/>
+      <w:numFmt w:val="bullet"/>
+      <w:lvlText w:val=""/>
+      <w:lvlJc w:val="left"/>
+      <w:pPr>
+        <w:ind w:left="5040" w:hanging="360"/>
+      </w:pPr>
+      <w:rPr>
+        <w:rFonts w:ascii="Wingdings" w:hAnsi="Wingdings" w:hint="default"/>
+      </w:rPr>
+    </w:lvl>
+    <w:lvl w:ilvl="6" w:tplc="0C0A0001" w:tentative="1">
+      <w:start w:val="1"/>
+      <w:numFmt w:val="bullet"/>
+      <w:lvlText w:val=""/>
+      <w:lvlJc w:val="left"/>
+      <w:pPr>
+        <w:ind w:left="5760" w:hanging="360"/>
+      </w:pPr>
+      <w:rPr>
+        <w:rFonts w:ascii="Symbol" w:hAnsi="Symbol" w:hint="default"/>
+      </w:rPr>
+    </w:lvl>
+    <w:lvl w:ilvl="7" w:tplc="0C0A0003" w:tentative="1">
+      <w:start w:val="1"/>
+      <w:numFmt w:val="bullet"/>
+      <w:lvlText w:val="o"/>
+      <w:lvlJc w:val="left"/>
+      <w:pPr>
+        <w:ind w:left="6480" w:hanging="360"/>
+      </w:pPr>
+      <w:rPr>
+        <w:rFonts w:ascii="Courier New" w:hAnsi="Courier New" w:cs="Courier New" w:hint="default"/>
+      </w:rPr>
+    </w:lvl>
+    <w:lvl w:ilvl="8" w:tplc="0C0A0005" w:tentative="1">
+      <w:start w:val="1"/>
+      <w:numFmt w:val="bullet"/>
+      <w:lvlText w:val=""/>
+      <w:lvlJc w:val="left"/>
+      <w:pPr>
+        <w:ind w:left="7200" w:hanging="360"/>
+      </w:pPr>
+      <w:rPr>
+        <w:rFonts w:ascii="Wingdings" w:hAnsi="Wingdings" w:hint="default"/>
+      </w:rPr>
+    </w:lvl>
+  </w:abstractNum>
+  <w:abstractNum w:abstractNumId="3" w15:restartNumberingAfterBreak="0">
+    <w:nsid w:val="63CD78B1"/>
+    <w:multiLevelType w:val="hybridMultilevel"/>
+    <w:tmpl w:val="E864FB0E"/>
+    <w:lvl w:ilvl="0" w:tplc="0C0A000F">
+      <w:start w:val="1"/>
+      <w:numFmt w:val="decimal"/>
+      <w:lvlText w:val="%1."/>
+      <w:lvlJc w:val="left"/>
+      <w:pPr>
+        <w:ind w:left="720" w:hanging="360"/>
+      </w:pPr>
+    </w:lvl>
+    <w:lvl w:ilvl="1" w:tplc="0C0A0019" w:tentative="1">
+      <w:start w:val="1"/>
+      <w:numFmt w:val="lowerLetter"/>
+      <w:lvlText w:val="%2."/>
+      <w:lvlJc w:val="left"/>
+      <w:pPr>
+        <w:ind w:left="1440" w:hanging="360"/>
+      </w:pPr>
+    </w:lvl>
+    <w:lvl w:ilvl="2" w:tplc="0C0A001B" w:tentative="1">
+      <w:start w:val="1"/>
+      <w:numFmt w:val="lowerRoman"/>
+      <w:lvlText w:val="%3."/>
+      <w:lvlJc w:val="right"/>
+      <w:pPr>
+        <w:ind w:left="2160" w:hanging="180"/>
+      </w:pPr>
+    </w:lvl>
+    <w:lvl w:ilvl="3" w:tplc="0C0A000F" w:tentative="1">
+      <w:start w:val="1"/>
+      <w:numFmt w:val="decimal"/>
+      <w:lvlText w:val="%4."/>
+      <w:lvlJc w:val="left"/>
+      <w:pPr>
+        <w:ind w:left="2880" w:hanging="360"/>
+      </w:pPr>
+    </w:lvl>
+    <w:lvl w:ilvl="4" w:tplc="0C0A0019" w:tentative="1">
+      <w:start w:val="1"/>
+      <w:numFmt w:val="lowerLetter"/>
+      <w:lvlText w:val="%5."/>
+      <w:lvlJc w:val="left"/>
+      <w:pPr>
+        <w:ind w:left="3600" w:hanging="360"/>
+      </w:pPr>
+    </w:lvl>
+    <w:lvl w:ilvl="5" w:tplc="0C0A001B" w:tentative="1">
+      <w:start w:val="1"/>
+      <w:numFmt w:val="lowerRoman"/>
+      <w:lvlText w:val="%6."/>
+      <w:lvlJc w:val="right"/>
+      <w:pPr>
+        <w:ind w:left="4320" w:hanging="180"/>
+      </w:pPr>
+    </w:lvl>
+    <w:lvl w:ilvl="6" w:tplc="0C0A000F" w:tentative="1">
+      <w:start w:val="1"/>
+      <w:numFmt w:val="decimal"/>
+      <w:lvlText w:val="%7."/>
+      <w:lvlJc w:val="left"/>
+      <w:pPr>
+        <w:ind w:left="5040" w:hanging="360"/>
+      </w:pPr>
+    </w:lvl>
+    <w:lvl w:ilvl="7" w:tplc="0C0A0019" w:tentative="1">
+      <w:start w:val="1"/>
+      <w:numFmt w:val="lowerLetter"/>
+      <w:lvlText w:val="%8."/>
+      <w:lvlJc w:val="left"/>
+      <w:pPr>
+        <w:ind w:left="5760" w:hanging="360"/>
+      </w:pPr>
+    </w:lvl>
+    <w:lvl w:ilvl="8" w:tplc="0C0A001B" w:tentative="1">
+      <w:start w:val="1"/>
+      <w:numFmt w:val="lowerRoman"/>
+      <w:lvlText w:val="%9."/>
+      <w:lvlJc w:val="right"/>
+      <w:pPr>
+        <w:ind w:left="6480" w:hanging="180"/>
+      </w:pPr>
+    </w:lvl>
+  </w:abstractNum>
+  <w:abstractNum w:abstractNumId="4" w15:restartNumberingAfterBreak="0">
+    <w:nsid w:val="677301B7"/>
+    <w:multiLevelType w:val="hybridMultilevel"/>
+    <w:tmpl w:val="D5BE609C"/>
+    <w:lvl w:ilvl="0" w:tplc="0C0A000F">
+      <w:start w:val="1"/>
+      <w:numFmt w:val="decimal"/>
+      <w:lvlText w:val="%1."/>
+      <w:lvlJc w:val="left"/>
+      <w:pPr>
+        <w:ind w:left="1440" w:hanging="360"/>
+      </w:pPr>
+    </w:lvl>
+    <w:lvl w:ilvl="1" w:tplc="0C0A0019" w:tentative="1">
+      <w:start w:val="1"/>
+      <w:numFmt w:val="lowerLetter"/>
+      <w:lvlText w:val="%2."/>
+      <w:lvlJc w:val="left"/>
+      <w:pPr>
+        <w:ind w:left="2160" w:hanging="360"/>
+      </w:pPr>
+    </w:lvl>
+    <w:lvl w:ilvl="2" w:tplc="0C0A001B" w:tentative="1">
+      <w:start w:val="1"/>
+      <w:numFmt w:val="lowerRoman"/>
+      <w:lvlText w:val="%3."/>
+      <w:lvlJc w:val="right"/>
+      <w:pPr>
+        <w:ind w:left="2880" w:hanging="180"/>
+      </w:pPr>
+    </w:lvl>
+    <w:lvl w:ilvl="3" w:tplc="0C0A000F" w:tentative="1">
+      <w:start w:val="1"/>
+      <w:numFmt w:val="decimal"/>
+      <w:lvlText w:val="%4."/>
+      <w:lvlJc w:val="left"/>
+      <w:pPr>
+        <w:ind w:left="3600" w:hanging="360"/>
+      </w:pPr>
+    </w:lvl>
+    <w:lvl w:ilvl="4" w:tplc="0C0A0019" w:tentative="1">
+      <w:start w:val="1"/>
+      <w:numFmt w:val="lowerLetter"/>
+      <w:lvlText w:val="%5."/>
+      <w:lvlJc w:val="left"/>
+      <w:pPr>
+        <w:ind w:left="4320" w:hanging="360"/>
+      </w:pPr>
+    </w:lvl>
+    <w:lvl w:ilvl="5" w:tplc="0C0A001B" w:tentative="1">
+      <w:start w:val="1"/>
+      <w:numFmt w:val="lowerRoman"/>
+      <w:lvlText w:val="%6."/>
+      <w:lvlJc w:val="right"/>
+      <w:pPr>
+        <w:ind w:left="5040" w:hanging="180"/>
+      </w:pPr>
+    </w:lvl>
+    <w:lvl w:ilvl="6" w:tplc="0C0A000F" w:tentative="1">
+      <w:start w:val="1"/>
+      <w:numFmt w:val="decimal"/>
+      <w:lvlText w:val="%7."/>
+      <w:lvlJc w:val="left"/>
+      <w:pPr>
+        <w:ind w:left="5760" w:hanging="360"/>
+      </w:pPr>
+    </w:lvl>
+    <w:lvl w:ilvl="7" w:tplc="0C0A0019" w:tentative="1">
+      <w:start w:val="1"/>
+      <w:numFmt w:val="lowerLetter"/>
+      <w:lvlText w:val="%8."/>
+      <w:lvlJc w:val="left"/>
+      <w:pPr>
+        <w:ind w:left="6480" w:hanging="360"/>
+      </w:pPr>
+    </w:lvl>
+    <w:lvl w:ilvl="8" w:tplc="0C0A001B" w:tentative="1">
+      <w:start w:val="1"/>
+      <w:numFmt w:val="lowerRoman"/>
+      <w:lvlText w:val="%9."/>
+      <w:lvlJc w:val="right"/>
+      <w:pPr>
+        <w:ind w:left="7200" w:hanging="180"/>
+      </w:pPr>
+    </w:lvl>
+  </w:abstractNum>
   <w:num w:numId="1" w16cid:durableId="993534364">
     <w:abstractNumId w:val="1"/>
   </w:num>
   <w:num w:numId="2" w16cid:durableId="2026639177">
     <w:abstractNumId w:val="0"/>
+  </w:num>
+  <w:num w:numId="3" w16cid:durableId="610477496">
+    <w:abstractNumId w:val="2"/>
+  </w:num>
+  <w:num w:numId="4" w16cid:durableId="742869382">
+    <w:abstractNumId w:val="4"/>
+  </w:num>
+  <w:num w:numId="5" w16cid:durableId="1309747805">
+    <w:abstractNumId w:val="3"/>
   </w:num>
 </w:numbering>
 </file>
@@ -3275,6 +4496,7 @@
   <w:style w:type="paragraph" w:default="1" w:styleId="Normal">
     <w:name w:val="Normal"/>
     <w:qFormat/>
+    <w:rsid w:val="001E31A3"/>
     <w:pPr>
       <w:spacing w:after="7" w:line="271" w:lineRule="auto"/>
       <w:ind w:left="730" w:right="26" w:hanging="10"/>
@@ -3282,6 +4504,7 @@
     <w:rPr>
       <w:rFonts w:ascii="Times New Roman" w:eastAsia="Times New Roman" w:hAnsi="Times New Roman" w:cs="Times New Roman"/>
       <w:color w:val="000000"/>
+      <w:lang w:val="es-ES"/>
     </w:rPr>
   </w:style>
   <w:style w:type="paragraph" w:styleId="Heading1">
@@ -3358,6 +4581,7 @@
   <w:style w:type="character" w:customStyle="1" w:styleId="Heading2Char">
     <w:name w:val="Heading 2 Char"/>
     <w:link w:val="Heading2"/>
+    <w:uiPriority w:val="9"/>
     <w:rPr>
       <w:rFonts w:ascii="Times New Roman" w:eastAsia="Times New Roman" w:hAnsi="Times New Roman" w:cs="Times New Roman"/>
       <w:color w:val="000000"/>
@@ -3367,6 +4591,7 @@
   <w:style w:type="character" w:customStyle="1" w:styleId="Heading1Char">
     <w:name w:val="Heading 1 Char"/>
     <w:link w:val="Heading1"/>
+    <w:uiPriority w:val="9"/>
     <w:rPr>
       <w:rFonts w:ascii="Times New Roman" w:eastAsia="Times New Roman" w:hAnsi="Times New Roman" w:cs="Times New Roman"/>
       <w:color w:val="000000"/>
@@ -3391,6 +4616,7 @@
   <w:style w:type="paragraph" w:styleId="TOC2">
     <w:name w:val="toc 2"/>
     <w:hidden/>
+    <w:uiPriority w:val="39"/>
     <w:pPr>
       <w:spacing w:after="200"/>
       <w:ind w:left="385" w:right="37" w:hanging="10"/>
@@ -3423,6 +4649,43 @@
       <w:color w:val="605E5C"/>
       <w:shd w:val="clear" w:color="auto" w:fill="E1DFDD"/>
     </w:rPr>
+  </w:style>
+  <w:style w:type="paragraph" w:styleId="Header">
+    <w:name w:val="header"/>
+    <w:basedOn w:val="Normal"/>
+    <w:link w:val="HeaderChar"/>
+    <w:uiPriority w:val="99"/>
+    <w:unhideWhenUsed/>
+    <w:rsid w:val="00A85D63"/>
+    <w:pPr>
+      <w:tabs>
+        <w:tab w:val="center" w:pos="4252"/>
+        <w:tab w:val="right" w:pos="8504"/>
+      </w:tabs>
+      <w:spacing w:after="0" w:line="240" w:lineRule="auto"/>
+    </w:pPr>
+  </w:style>
+  <w:style w:type="character" w:customStyle="1" w:styleId="HeaderChar">
+    <w:name w:val="Header Char"/>
+    <w:basedOn w:val="DefaultParagraphFont"/>
+    <w:link w:val="Header"/>
+    <w:uiPriority w:val="99"/>
+    <w:rsid w:val="00A85D63"/>
+    <w:rPr>
+      <w:rFonts w:ascii="Times New Roman" w:eastAsia="Times New Roman" w:hAnsi="Times New Roman" w:cs="Times New Roman"/>
+      <w:color w:val="000000"/>
+    </w:rPr>
+  </w:style>
+  <w:style w:type="paragraph" w:styleId="ListParagraph">
+    <w:name w:val="List Paragraph"/>
+    <w:basedOn w:val="Normal"/>
+    <w:uiPriority w:val="34"/>
+    <w:qFormat/>
+    <w:rsid w:val="00AE6A52"/>
+    <w:pPr>
+      <w:ind w:left="720"/>
+      <w:contextualSpacing/>
+    </w:pPr>
   </w:style>
 </w:styles>
 </file>
